--- a/diagramas.docx
+++ b/diagramas.docx
@@ -32,15 +32,14 @@
       <w:r>
         <w:rPr>
           <w:rFonts w:ascii="Arial" w:hAnsi="Arial" w:cs="Arial"/>
-          <w:noProof/>
           <w:sz w:val="21"/>
           <w:szCs w:val="21"/>
         </w:rPr>
         <w:drawing>
-          <wp:inline distT="0" distB="0" distL="0" distR="0" wp14:anchorId="774EF648" wp14:editId="38309393">
-            <wp:extent cx="5612130" cy="5037455"/>
-            <wp:effectExtent l="0" t="0" r="7620" b="0"/>
-            <wp:docPr id="142000058" name="Imagen 2"/>
+          <wp:inline distT="0" distB="0" distL="0" distR="0" wp14:anchorId="3B148B8C" wp14:editId="1E3A3AAD">
+            <wp:extent cx="5258534" cy="7068536"/>
+            <wp:effectExtent l="0" t="0" r="0" b="0"/>
+            <wp:docPr id="1684633941" name="Imagen 1"/>
             <wp:cNvGraphicFramePr>
               <a:graphicFrameLocks xmlns:a="http://schemas.openxmlformats.org/drawingml/2006/main" noChangeAspect="1"/>
             </wp:cNvGraphicFramePr>
@@ -48,36 +47,23 @@
               <a:graphicData uri="http://schemas.openxmlformats.org/drawingml/2006/picture">
                 <pic:pic xmlns:pic="http://schemas.openxmlformats.org/drawingml/2006/picture">
                   <pic:nvPicPr>
-                    <pic:cNvPr id="0" name="Picture 3"/>
-                    <pic:cNvPicPr>
-                      <a:picLocks noChangeAspect="1" noChangeArrowheads="1"/>
-                    </pic:cNvPicPr>
+                    <pic:cNvPr id="1684633941" name=""/>
+                    <pic:cNvPicPr/>
                   </pic:nvPicPr>
                   <pic:blipFill>
-                    <a:blip r:embed="rId6">
-                      <a:extLst>
-                        <a:ext uri="{28A0092B-C50C-407E-A947-70E740481C1C}">
-                          <a14:useLocalDpi xmlns:a14="http://schemas.microsoft.com/office/drawing/2010/main" val="0"/>
-                        </a:ext>
-                      </a:extLst>
-                    </a:blip>
-                    <a:srcRect/>
+                    <a:blip r:embed="rId6"/>
                     <a:stretch>
                       <a:fillRect/>
                     </a:stretch>
                   </pic:blipFill>
-                  <pic:spPr bwMode="auto">
+                  <pic:spPr>
                     <a:xfrm>
                       <a:off x="0" y="0"/>
-                      <a:ext cx="5612130" cy="5037455"/>
+                      <a:ext cx="5258534" cy="7068536"/>
                     </a:xfrm>
                     <a:prstGeom prst="rect">
                       <a:avLst/>
                     </a:prstGeom>
-                    <a:noFill/>
-                    <a:ln>
-                      <a:noFill/>
-                    </a:ln>
                   </pic:spPr>
                 </pic:pic>
               </a:graphicData>
@@ -85,69 +71,6 @@
           </wp:inline>
         </w:drawing>
       </w:r>
-    </w:p>
-    <w:p>
-      <w:pPr>
-        <w:rPr>
-          <w:rFonts w:ascii="Arial" w:hAnsi="Arial" w:cs="Arial"/>
-          <w:sz w:val="21"/>
-          <w:szCs w:val="21"/>
-        </w:rPr>
-      </w:pPr>
-    </w:p>
-    <w:p>
-      <w:pPr>
-        <w:rPr>
-          <w:rFonts w:ascii="Arial" w:hAnsi="Arial" w:cs="Arial"/>
-          <w:sz w:val="21"/>
-          <w:szCs w:val="21"/>
-        </w:rPr>
-      </w:pPr>
-    </w:p>
-    <w:p>
-      <w:pPr>
-        <w:rPr>
-          <w:rFonts w:ascii="Arial" w:hAnsi="Arial" w:cs="Arial"/>
-          <w:sz w:val="21"/>
-          <w:szCs w:val="21"/>
-        </w:rPr>
-      </w:pPr>
-    </w:p>
-    <w:p>
-      <w:pPr>
-        <w:rPr>
-          <w:rFonts w:ascii="Arial" w:hAnsi="Arial" w:cs="Arial"/>
-          <w:sz w:val="21"/>
-          <w:szCs w:val="21"/>
-        </w:rPr>
-      </w:pPr>
-    </w:p>
-    <w:p>
-      <w:pPr>
-        <w:rPr>
-          <w:rFonts w:ascii="Arial" w:hAnsi="Arial" w:cs="Arial"/>
-          <w:sz w:val="21"/>
-          <w:szCs w:val="21"/>
-        </w:rPr>
-      </w:pPr>
-    </w:p>
-    <w:p>
-      <w:pPr>
-        <w:rPr>
-          <w:rFonts w:ascii="Arial" w:hAnsi="Arial" w:cs="Arial"/>
-          <w:sz w:val="21"/>
-          <w:szCs w:val="21"/>
-        </w:rPr>
-      </w:pPr>
-    </w:p>
-    <w:p>
-      <w:pPr>
-        <w:rPr>
-          <w:rFonts w:ascii="Arial" w:hAnsi="Arial" w:cs="Arial"/>
-          <w:sz w:val="21"/>
-          <w:szCs w:val="21"/>
-        </w:rPr>
-      </w:pPr>
     </w:p>
     <w:p>
       <w:pPr>
@@ -189,8 +112,10 @@
         <w:tblLook w:val="04A0" w:firstRow="1" w:lastRow="0" w:firstColumn="1" w:lastColumn="0" w:noHBand="0" w:noVBand="1"/>
       </w:tblPr>
       <w:tblGrid>
-        <w:gridCol w:w="2567"/>
-        <w:gridCol w:w="6255"/>
+        <w:gridCol w:w="937"/>
+        <w:gridCol w:w="3316"/>
+        <w:gridCol w:w="2450"/>
+        <w:gridCol w:w="2119"/>
       </w:tblGrid>
       <w:tr>
         <w:trPr>
@@ -232,7 +157,7 @@
                 <w:szCs w:val="21"/>
               </w:rPr>
               <w:lastRenderedPageBreak/>
-              <w:t>Campo</w:t>
+              <w:t>ID</w:t>
             </w:r>
           </w:p>
         </w:tc>
@@ -270,7 +195,83 @@
                 <w:sz w:val="21"/>
                 <w:szCs w:val="21"/>
               </w:rPr>
-              <w:t>Detalle Técnico</w:t>
+              <w:t>Nombre del Caso de Uso</w:t>
+            </w:r>
+          </w:p>
+        </w:tc>
+        <w:tc>
+          <w:tcPr>
+            <w:tcW w:w="0" w:type="auto"/>
+            <w:tcBorders>
+              <w:top w:val="single" w:sz="6" w:space="0" w:color="C4C7C5"/>
+              <w:left w:val="single" w:sz="6" w:space="0" w:color="C4C7C5"/>
+              <w:bottom w:val="single" w:sz="6" w:space="0" w:color="C4C7C5"/>
+              <w:right w:val="single" w:sz="6" w:space="0" w:color="C4C7C5"/>
+            </w:tcBorders>
+            <w:tcMar>
+              <w:top w:w="120" w:type="dxa"/>
+              <w:left w:w="180" w:type="dxa"/>
+              <w:bottom w:w="120" w:type="dxa"/>
+              <w:right w:w="180" w:type="dxa"/>
+            </w:tcMar>
+            <w:vAlign w:val="center"/>
+            <w:hideMark/>
+          </w:tcPr>
+          <w:p>
+            <w:pPr>
+              <w:rPr>
+                <w:rFonts w:ascii="Arial" w:hAnsi="Arial" w:cs="Arial"/>
+                <w:sz w:val="21"/>
+                <w:szCs w:val="21"/>
+              </w:rPr>
+            </w:pPr>
+            <w:r>
+              <w:rPr>
+                <w:rFonts w:ascii="Arial" w:hAnsi="Arial" w:cs="Arial"/>
+                <w:b/>
+                <w:bCs/>
+                <w:sz w:val="21"/>
+                <w:szCs w:val="21"/>
+              </w:rPr>
+              <w:t>Actor Principal</w:t>
+            </w:r>
+          </w:p>
+        </w:tc>
+        <w:tc>
+          <w:tcPr>
+            <w:tcW w:w="0" w:type="auto"/>
+            <w:tcBorders>
+              <w:top w:val="single" w:sz="6" w:space="0" w:color="C4C7C5"/>
+              <w:left w:val="single" w:sz="6" w:space="0" w:color="C4C7C5"/>
+              <w:bottom w:val="single" w:sz="6" w:space="0" w:color="C4C7C5"/>
+              <w:right w:val="single" w:sz="6" w:space="0" w:color="C4C7C5"/>
+            </w:tcBorders>
+            <w:tcMar>
+              <w:top w:w="120" w:type="dxa"/>
+              <w:left w:w="180" w:type="dxa"/>
+              <w:bottom w:w="120" w:type="dxa"/>
+              <w:right w:w="180" w:type="dxa"/>
+            </w:tcMar>
+            <w:vAlign w:val="center"/>
+            <w:hideMark/>
+          </w:tcPr>
+          <w:p>
+            <w:pPr>
+              <w:rPr>
+                <w:rFonts w:ascii="Arial" w:hAnsi="Arial" w:cs="Arial"/>
+                <w:sz w:val="21"/>
+                <w:szCs w:val="21"/>
+              </w:rPr>
+            </w:pPr>
+            <w:r>
+              <w:rPr>
+                <w:rFonts w:ascii="Arial" w:hAnsi="Arial" w:cs="Arial"/>
+                <w:b/>
+                <w:bCs/>
+                <w:sz w:val="21"/>
+                <w:szCs w:val="21"/>
+              </w:rPr>
+              <w:t>Tipo / Relación</w:t>
             </w:r>
           </w:p>
         </w:tc>
@@ -313,45 +314,115 @@
                 <w:sz w:val="21"/>
                 <w:szCs w:val="21"/>
               </w:rPr>
-              <w:t>Identificador / Nombre</w:t>
-            </w:r>
-          </w:p>
-        </w:tc>
-        <w:tc>
-          <w:tcPr>
-            <w:tcW w:w="0" w:type="auto"/>
-            <w:tcBorders>
-              <w:top w:val="single" w:sz="6" w:space="0" w:color="C4C7C5"/>
-              <w:left w:val="single" w:sz="6" w:space="0" w:color="C4C7C5"/>
-              <w:bottom w:val="single" w:sz="6" w:space="0" w:color="C4C7C5"/>
-              <w:right w:val="single" w:sz="6" w:space="0" w:color="C4C7C5"/>
-            </w:tcBorders>
-            <w:tcMar>
-              <w:top w:w="120" w:type="dxa"/>
-              <w:left w:w="180" w:type="dxa"/>
-              <w:bottom w:w="120" w:type="dxa"/>
-              <w:right w:w="180" w:type="dxa"/>
-            </w:tcMar>
-            <w:vAlign w:val="center"/>
-            <w:hideMark/>
-          </w:tcPr>
-          <w:p>
-            <w:pPr>
-              <w:rPr>
-                <w:rFonts w:ascii="Arial" w:hAnsi="Arial" w:cs="Arial"/>
-                <w:sz w:val="21"/>
-                <w:szCs w:val="21"/>
-              </w:rPr>
-            </w:pPr>
-            <w:r>
-              <w:rPr>
-                <w:rFonts w:ascii="Arial" w:hAnsi="Arial" w:cs="Arial"/>
-                <w:b/>
-                <w:bCs/>
-                <w:sz w:val="21"/>
-                <w:szCs w:val="21"/>
-              </w:rPr>
-              <w:t>CU-01: Registrar Actividad Diaria con Evidencia</w:t>
+              <w:t>CU-01</w:t>
+            </w:r>
+          </w:p>
+        </w:tc>
+        <w:tc>
+          <w:tcPr>
+            <w:tcW w:w="0" w:type="auto"/>
+            <w:tcBorders>
+              <w:top w:val="single" w:sz="6" w:space="0" w:color="C4C7C5"/>
+              <w:left w:val="single" w:sz="6" w:space="0" w:color="C4C7C5"/>
+              <w:bottom w:val="single" w:sz="6" w:space="0" w:color="C4C7C5"/>
+              <w:right w:val="single" w:sz="6" w:space="0" w:color="C4C7C5"/>
+            </w:tcBorders>
+            <w:tcMar>
+              <w:top w:w="120" w:type="dxa"/>
+              <w:left w:w="180" w:type="dxa"/>
+              <w:bottom w:w="120" w:type="dxa"/>
+              <w:right w:w="180" w:type="dxa"/>
+            </w:tcMar>
+            <w:vAlign w:val="center"/>
+            <w:hideMark/>
+          </w:tcPr>
+          <w:p>
+            <w:pPr>
+              <w:rPr>
+                <w:rFonts w:ascii="Arial" w:hAnsi="Arial" w:cs="Arial"/>
+                <w:sz w:val="21"/>
+                <w:szCs w:val="21"/>
+              </w:rPr>
+            </w:pPr>
+            <w:r>
+              <w:rPr>
+                <w:rFonts w:ascii="Arial" w:hAnsi="Arial" w:cs="Arial"/>
+                <w:sz w:val="21"/>
+                <w:szCs w:val="21"/>
+              </w:rPr>
+              <w:t>Registrar Actividad Diaria</w:t>
+            </w:r>
+          </w:p>
+        </w:tc>
+        <w:tc>
+          <w:tcPr>
+            <w:tcW w:w="0" w:type="auto"/>
+            <w:tcBorders>
+              <w:top w:val="single" w:sz="6" w:space="0" w:color="C4C7C5"/>
+              <w:left w:val="single" w:sz="6" w:space="0" w:color="C4C7C5"/>
+              <w:bottom w:val="single" w:sz="6" w:space="0" w:color="C4C7C5"/>
+              <w:right w:val="single" w:sz="6" w:space="0" w:color="C4C7C5"/>
+            </w:tcBorders>
+            <w:tcMar>
+              <w:top w:w="120" w:type="dxa"/>
+              <w:left w:w="180" w:type="dxa"/>
+              <w:bottom w:w="120" w:type="dxa"/>
+              <w:right w:w="180" w:type="dxa"/>
+            </w:tcMar>
+            <w:vAlign w:val="center"/>
+            <w:hideMark/>
+          </w:tcPr>
+          <w:p>
+            <w:pPr>
+              <w:rPr>
+                <w:rFonts w:ascii="Arial" w:hAnsi="Arial" w:cs="Arial"/>
+                <w:sz w:val="21"/>
+                <w:szCs w:val="21"/>
+              </w:rPr>
+            </w:pPr>
+            <w:r>
+              <w:rPr>
+                <w:rFonts w:ascii="Arial" w:hAnsi="Arial" w:cs="Arial"/>
+                <w:sz w:val="21"/>
+                <w:szCs w:val="21"/>
+              </w:rPr>
+              <w:t>Funcionario Municipal</w:t>
+            </w:r>
+          </w:p>
+        </w:tc>
+        <w:tc>
+          <w:tcPr>
+            <w:tcW w:w="0" w:type="auto"/>
+            <w:tcBorders>
+              <w:top w:val="single" w:sz="6" w:space="0" w:color="C4C7C5"/>
+              <w:left w:val="single" w:sz="6" w:space="0" w:color="C4C7C5"/>
+              <w:bottom w:val="single" w:sz="6" w:space="0" w:color="C4C7C5"/>
+              <w:right w:val="single" w:sz="6" w:space="0" w:color="C4C7C5"/>
+            </w:tcBorders>
+            <w:tcMar>
+              <w:top w:w="120" w:type="dxa"/>
+              <w:left w:w="180" w:type="dxa"/>
+              <w:bottom w:w="120" w:type="dxa"/>
+              <w:right w:w="180" w:type="dxa"/>
+            </w:tcMar>
+            <w:vAlign w:val="center"/>
+            <w:hideMark/>
+          </w:tcPr>
+          <w:p>
+            <w:pPr>
+              <w:rPr>
+                <w:rFonts w:ascii="Arial" w:hAnsi="Arial" w:cs="Arial"/>
+                <w:sz w:val="21"/>
+                <w:szCs w:val="21"/>
+              </w:rPr>
+            </w:pPr>
+            <w:r>
+              <w:rPr>
+                <w:rFonts w:ascii="Arial" w:hAnsi="Arial" w:cs="Arial"/>
+                <w:sz w:val="21"/>
+                <w:szCs w:val="21"/>
+              </w:rPr>
+              <w:t>Principal</w:t>
             </w:r>
           </w:p>
         </w:tc>
@@ -394,43 +465,143 @@
                 <w:sz w:val="21"/>
                 <w:szCs w:val="21"/>
               </w:rPr>
-              <w:t>Actor Principal</w:t>
-            </w:r>
-          </w:p>
-        </w:tc>
-        <w:tc>
-          <w:tcPr>
-            <w:tcW w:w="0" w:type="auto"/>
-            <w:tcBorders>
-              <w:top w:val="single" w:sz="6" w:space="0" w:color="C4C7C5"/>
-              <w:left w:val="single" w:sz="6" w:space="0" w:color="C4C7C5"/>
-              <w:bottom w:val="single" w:sz="6" w:space="0" w:color="C4C7C5"/>
-              <w:right w:val="single" w:sz="6" w:space="0" w:color="C4C7C5"/>
-            </w:tcBorders>
-            <w:tcMar>
-              <w:top w:w="120" w:type="dxa"/>
-              <w:left w:w="180" w:type="dxa"/>
-              <w:bottom w:w="120" w:type="dxa"/>
-              <w:right w:w="180" w:type="dxa"/>
-            </w:tcMar>
-            <w:vAlign w:val="center"/>
-            <w:hideMark/>
-          </w:tcPr>
-          <w:p>
-            <w:pPr>
-              <w:rPr>
-                <w:rFonts w:ascii="Arial" w:hAnsi="Arial" w:cs="Arial"/>
-                <w:sz w:val="21"/>
-                <w:szCs w:val="21"/>
-              </w:rPr>
-            </w:pPr>
-            <w:r>
-              <w:rPr>
-                <w:rFonts w:ascii="Arial" w:hAnsi="Arial" w:cs="Arial"/>
-                <w:sz w:val="21"/>
-                <w:szCs w:val="21"/>
-              </w:rPr>
-              <w:t>Funcionario Municipal / Territorial OO.CC.</w:t>
+              <w:t>CU-02</w:t>
+            </w:r>
+          </w:p>
+        </w:tc>
+        <w:tc>
+          <w:tcPr>
+            <w:tcW w:w="0" w:type="auto"/>
+            <w:tcBorders>
+              <w:top w:val="single" w:sz="6" w:space="0" w:color="C4C7C5"/>
+              <w:left w:val="single" w:sz="6" w:space="0" w:color="C4C7C5"/>
+              <w:bottom w:val="single" w:sz="6" w:space="0" w:color="C4C7C5"/>
+              <w:right w:val="single" w:sz="6" w:space="0" w:color="C4C7C5"/>
+            </w:tcBorders>
+            <w:tcMar>
+              <w:top w:w="120" w:type="dxa"/>
+              <w:left w:w="180" w:type="dxa"/>
+              <w:bottom w:w="120" w:type="dxa"/>
+              <w:right w:w="180" w:type="dxa"/>
+            </w:tcMar>
+            <w:vAlign w:val="center"/>
+            <w:hideMark/>
+          </w:tcPr>
+          <w:p>
+            <w:pPr>
+              <w:rPr>
+                <w:rFonts w:ascii="Arial" w:hAnsi="Arial" w:cs="Arial"/>
+                <w:sz w:val="21"/>
+                <w:szCs w:val="21"/>
+              </w:rPr>
+            </w:pPr>
+            <w:r>
+              <w:rPr>
+                <w:rFonts w:ascii="Arial" w:hAnsi="Arial" w:cs="Arial"/>
+                <w:sz w:val="21"/>
+                <w:szCs w:val="21"/>
+              </w:rPr>
+              <w:t>Generar Código Único de Evidencia</w:t>
+            </w:r>
+          </w:p>
+        </w:tc>
+        <w:tc>
+          <w:tcPr>
+            <w:tcW w:w="0" w:type="auto"/>
+            <w:tcBorders>
+              <w:top w:val="single" w:sz="6" w:space="0" w:color="C4C7C5"/>
+              <w:left w:val="single" w:sz="6" w:space="0" w:color="C4C7C5"/>
+              <w:bottom w:val="single" w:sz="6" w:space="0" w:color="C4C7C5"/>
+              <w:right w:val="single" w:sz="6" w:space="0" w:color="C4C7C5"/>
+            </w:tcBorders>
+            <w:tcMar>
+              <w:top w:w="120" w:type="dxa"/>
+              <w:left w:w="180" w:type="dxa"/>
+              <w:bottom w:w="120" w:type="dxa"/>
+              <w:right w:w="180" w:type="dxa"/>
+            </w:tcMar>
+            <w:vAlign w:val="center"/>
+            <w:hideMark/>
+          </w:tcPr>
+          <w:p>
+            <w:pPr>
+              <w:rPr>
+                <w:rFonts w:ascii="Arial" w:hAnsi="Arial" w:cs="Arial"/>
+                <w:sz w:val="21"/>
+                <w:szCs w:val="21"/>
+              </w:rPr>
+            </w:pPr>
+            <w:r>
+              <w:rPr>
+                <w:rFonts w:ascii="Arial" w:hAnsi="Arial" w:cs="Arial"/>
+                <w:sz w:val="21"/>
+                <w:szCs w:val="21"/>
+              </w:rPr>
+              <w:t xml:space="preserve">Sistema / </w:t>
+            </w:r>
+            <w:proofErr w:type="gramStart"/>
+            <w:r>
+              <w:rPr>
+                <w:rFonts w:ascii="Arial" w:hAnsi="Arial" w:cs="Arial"/>
+                <w:sz w:val="21"/>
+                <w:szCs w:val="21"/>
+              </w:rPr>
+              <w:t>Funcionario</w:t>
+            </w:r>
+            <w:proofErr w:type="gramEnd"/>
+          </w:p>
+        </w:tc>
+        <w:tc>
+          <w:tcPr>
+            <w:tcW w:w="0" w:type="auto"/>
+            <w:tcBorders>
+              <w:top w:val="single" w:sz="6" w:space="0" w:color="C4C7C5"/>
+              <w:left w:val="single" w:sz="6" w:space="0" w:color="C4C7C5"/>
+              <w:bottom w:val="single" w:sz="6" w:space="0" w:color="C4C7C5"/>
+              <w:right w:val="single" w:sz="6" w:space="0" w:color="C4C7C5"/>
+            </w:tcBorders>
+            <w:tcMar>
+              <w:top w:w="120" w:type="dxa"/>
+              <w:left w:w="180" w:type="dxa"/>
+              <w:bottom w:w="120" w:type="dxa"/>
+              <w:right w:w="180" w:type="dxa"/>
+            </w:tcMar>
+            <w:vAlign w:val="center"/>
+            <w:hideMark/>
+          </w:tcPr>
+          <w:p>
+            <w:pPr>
+              <w:rPr>
+                <w:rFonts w:ascii="Arial" w:hAnsi="Arial" w:cs="Arial"/>
+                <w:sz w:val="21"/>
+                <w:szCs w:val="21"/>
+              </w:rPr>
+            </w:pPr>
+            <w:r>
+              <w:rPr>
+                <w:rFonts w:ascii="Arial" w:hAnsi="Arial" w:cs="Arial"/>
+                <w:sz w:val="21"/>
+                <w:szCs w:val="21"/>
+              </w:rPr>
+              <w:t>&lt;&lt;</w:t>
+            </w:r>
+            <w:proofErr w:type="spellStart"/>
+            <w:r>
+              <w:rPr>
+                <w:rFonts w:ascii="Arial" w:hAnsi="Arial" w:cs="Arial"/>
+                <w:sz w:val="21"/>
+                <w:szCs w:val="21"/>
+              </w:rPr>
+              <w:t>include</w:t>
+            </w:r>
+            <w:proofErr w:type="spellEnd"/>
+            <w:r>
+              <w:rPr>
+                <w:rFonts w:ascii="Arial" w:hAnsi="Arial" w:cs="Arial"/>
+                <w:sz w:val="21"/>
+                <w:szCs w:val="21"/>
+              </w:rPr>
+              <w:t>&gt;&gt; de CU-01</w:t>
             </w:r>
           </w:p>
         </w:tc>
@@ -473,43 +644,133 @@
                 <w:sz w:val="21"/>
                 <w:szCs w:val="21"/>
               </w:rPr>
-              <w:t>Descripción</w:t>
-            </w:r>
-          </w:p>
-        </w:tc>
-        <w:tc>
-          <w:tcPr>
-            <w:tcW w:w="0" w:type="auto"/>
-            <w:tcBorders>
-              <w:top w:val="single" w:sz="6" w:space="0" w:color="C4C7C5"/>
-              <w:left w:val="single" w:sz="6" w:space="0" w:color="C4C7C5"/>
-              <w:bottom w:val="single" w:sz="6" w:space="0" w:color="C4C7C5"/>
-              <w:right w:val="single" w:sz="6" w:space="0" w:color="C4C7C5"/>
-            </w:tcBorders>
-            <w:tcMar>
-              <w:top w:w="120" w:type="dxa"/>
-              <w:left w:w="180" w:type="dxa"/>
-              <w:bottom w:w="120" w:type="dxa"/>
-              <w:right w:w="180" w:type="dxa"/>
-            </w:tcMar>
-            <w:vAlign w:val="center"/>
-            <w:hideMark/>
-          </w:tcPr>
-          <w:p>
-            <w:pPr>
-              <w:rPr>
-                <w:rFonts w:ascii="Arial" w:hAnsi="Arial" w:cs="Arial"/>
-                <w:sz w:val="21"/>
-                <w:szCs w:val="21"/>
-              </w:rPr>
-            </w:pPr>
-            <w:r>
-              <w:rPr>
-                <w:rFonts w:ascii="Arial" w:hAnsi="Arial" w:cs="Arial"/>
-                <w:sz w:val="21"/>
-                <w:szCs w:val="21"/>
-              </w:rPr>
-              <w:t>Permite ingresar las tareas ejecutadas en la jornada, asignarlas a un ítem de medición, adjuntar una foto de respaldo y generar un código único inmutable de verificación.</w:t>
+              <w:t>CU-03</w:t>
+            </w:r>
+          </w:p>
+        </w:tc>
+        <w:tc>
+          <w:tcPr>
+            <w:tcW w:w="0" w:type="auto"/>
+            <w:tcBorders>
+              <w:top w:val="single" w:sz="6" w:space="0" w:color="C4C7C5"/>
+              <w:left w:val="single" w:sz="6" w:space="0" w:color="C4C7C5"/>
+              <w:bottom w:val="single" w:sz="6" w:space="0" w:color="C4C7C5"/>
+              <w:right w:val="single" w:sz="6" w:space="0" w:color="C4C7C5"/>
+            </w:tcBorders>
+            <w:tcMar>
+              <w:top w:w="120" w:type="dxa"/>
+              <w:left w:w="180" w:type="dxa"/>
+              <w:bottom w:w="120" w:type="dxa"/>
+              <w:right w:w="180" w:type="dxa"/>
+            </w:tcMar>
+            <w:vAlign w:val="center"/>
+            <w:hideMark/>
+          </w:tcPr>
+          <w:p>
+            <w:pPr>
+              <w:rPr>
+                <w:rFonts w:ascii="Arial" w:hAnsi="Arial" w:cs="Arial"/>
+                <w:sz w:val="21"/>
+                <w:szCs w:val="21"/>
+              </w:rPr>
+            </w:pPr>
+            <w:r>
+              <w:rPr>
+                <w:rFonts w:ascii="Arial" w:hAnsi="Arial" w:cs="Arial"/>
+                <w:sz w:val="21"/>
+                <w:szCs w:val="21"/>
+              </w:rPr>
+              <w:t>Adjuntar Evidencia Fotográfica</w:t>
+            </w:r>
+          </w:p>
+        </w:tc>
+        <w:tc>
+          <w:tcPr>
+            <w:tcW w:w="0" w:type="auto"/>
+            <w:tcBorders>
+              <w:top w:val="single" w:sz="6" w:space="0" w:color="C4C7C5"/>
+              <w:left w:val="single" w:sz="6" w:space="0" w:color="C4C7C5"/>
+              <w:bottom w:val="single" w:sz="6" w:space="0" w:color="C4C7C5"/>
+              <w:right w:val="single" w:sz="6" w:space="0" w:color="C4C7C5"/>
+            </w:tcBorders>
+            <w:tcMar>
+              <w:top w:w="120" w:type="dxa"/>
+              <w:left w:w="180" w:type="dxa"/>
+              <w:bottom w:w="120" w:type="dxa"/>
+              <w:right w:w="180" w:type="dxa"/>
+            </w:tcMar>
+            <w:vAlign w:val="center"/>
+            <w:hideMark/>
+          </w:tcPr>
+          <w:p>
+            <w:pPr>
+              <w:rPr>
+                <w:rFonts w:ascii="Arial" w:hAnsi="Arial" w:cs="Arial"/>
+                <w:sz w:val="21"/>
+                <w:szCs w:val="21"/>
+              </w:rPr>
+            </w:pPr>
+            <w:r>
+              <w:rPr>
+                <w:rFonts w:ascii="Arial" w:hAnsi="Arial" w:cs="Arial"/>
+                <w:sz w:val="21"/>
+                <w:szCs w:val="21"/>
+              </w:rPr>
+              <w:t>Funcionario Municipal</w:t>
+            </w:r>
+          </w:p>
+        </w:tc>
+        <w:tc>
+          <w:tcPr>
+            <w:tcW w:w="0" w:type="auto"/>
+            <w:tcBorders>
+              <w:top w:val="single" w:sz="6" w:space="0" w:color="C4C7C5"/>
+              <w:left w:val="single" w:sz="6" w:space="0" w:color="C4C7C5"/>
+              <w:bottom w:val="single" w:sz="6" w:space="0" w:color="C4C7C5"/>
+              <w:right w:val="single" w:sz="6" w:space="0" w:color="C4C7C5"/>
+            </w:tcBorders>
+            <w:tcMar>
+              <w:top w:w="120" w:type="dxa"/>
+              <w:left w:w="180" w:type="dxa"/>
+              <w:bottom w:w="120" w:type="dxa"/>
+              <w:right w:w="180" w:type="dxa"/>
+            </w:tcMar>
+            <w:vAlign w:val="center"/>
+            <w:hideMark/>
+          </w:tcPr>
+          <w:p>
+            <w:pPr>
+              <w:rPr>
+                <w:rFonts w:ascii="Arial" w:hAnsi="Arial" w:cs="Arial"/>
+                <w:sz w:val="21"/>
+                <w:szCs w:val="21"/>
+              </w:rPr>
+            </w:pPr>
+            <w:r>
+              <w:rPr>
+                <w:rFonts w:ascii="Arial" w:hAnsi="Arial" w:cs="Arial"/>
+                <w:sz w:val="21"/>
+                <w:szCs w:val="21"/>
+              </w:rPr>
+              <w:t>&lt;&lt;</w:t>
+            </w:r>
+            <w:proofErr w:type="spellStart"/>
+            <w:r>
+              <w:rPr>
+                <w:rFonts w:ascii="Arial" w:hAnsi="Arial" w:cs="Arial"/>
+                <w:sz w:val="21"/>
+                <w:szCs w:val="21"/>
+              </w:rPr>
+              <w:t>include</w:t>
+            </w:r>
+            <w:proofErr w:type="spellEnd"/>
+            <w:r>
+              <w:rPr>
+                <w:rFonts w:ascii="Arial" w:hAnsi="Arial" w:cs="Arial"/>
+                <w:sz w:val="21"/>
+                <w:szCs w:val="21"/>
+              </w:rPr>
+              <w:t>&gt;&gt; de CU-01</w:t>
             </w:r>
           </w:p>
         </w:tc>
@@ -552,60 +813,115 @@
                 <w:sz w:val="21"/>
                 <w:szCs w:val="21"/>
               </w:rPr>
-              <w:t>Precondiciones</w:t>
-            </w:r>
-          </w:p>
-        </w:tc>
-        <w:tc>
-          <w:tcPr>
-            <w:tcW w:w="0" w:type="auto"/>
-            <w:tcBorders>
-              <w:top w:val="single" w:sz="6" w:space="0" w:color="C4C7C5"/>
-              <w:left w:val="single" w:sz="6" w:space="0" w:color="C4C7C5"/>
-              <w:bottom w:val="single" w:sz="6" w:space="0" w:color="C4C7C5"/>
-              <w:right w:val="single" w:sz="6" w:space="0" w:color="C4C7C5"/>
-            </w:tcBorders>
-            <w:tcMar>
-              <w:top w:w="120" w:type="dxa"/>
-              <w:left w:w="180" w:type="dxa"/>
-              <w:bottom w:w="120" w:type="dxa"/>
-              <w:right w:w="180" w:type="dxa"/>
-            </w:tcMar>
-            <w:vAlign w:val="center"/>
-            <w:hideMark/>
-          </w:tcPr>
-          <w:p>
-            <w:pPr>
-              <w:rPr>
-                <w:rFonts w:ascii="Arial" w:hAnsi="Arial" w:cs="Arial"/>
-                <w:sz w:val="21"/>
-                <w:szCs w:val="21"/>
-              </w:rPr>
-            </w:pPr>
-            <w:r>
-              <w:rPr>
-                <w:rFonts w:ascii="Arial" w:hAnsi="Arial" w:cs="Arial"/>
-                <w:sz w:val="21"/>
-                <w:szCs w:val="21"/>
-              </w:rPr>
-              <w:t>1. Usuario autenticado en el sistema.</w:t>
-            </w:r>
-          </w:p>
-          <w:p>
-            <w:pPr>
-              <w:rPr>
-                <w:rFonts w:ascii="Arial" w:hAnsi="Arial" w:cs="Arial"/>
-                <w:sz w:val="21"/>
-                <w:szCs w:val="21"/>
-              </w:rPr>
-            </w:pPr>
-            <w:r>
-              <w:rPr>
-                <w:rFonts w:ascii="Arial" w:hAnsi="Arial" w:cs="Arial"/>
-                <w:sz w:val="21"/>
-                <w:szCs w:val="21"/>
-              </w:rPr>
-              <w:t>2. Cargo y meta trimestral asignada al funcionario.</w:t>
+              <w:t>CU-04</w:t>
+            </w:r>
+          </w:p>
+        </w:tc>
+        <w:tc>
+          <w:tcPr>
+            <w:tcW w:w="0" w:type="auto"/>
+            <w:tcBorders>
+              <w:top w:val="single" w:sz="6" w:space="0" w:color="C4C7C5"/>
+              <w:left w:val="single" w:sz="6" w:space="0" w:color="C4C7C5"/>
+              <w:bottom w:val="single" w:sz="6" w:space="0" w:color="C4C7C5"/>
+              <w:right w:val="single" w:sz="6" w:space="0" w:color="C4C7C5"/>
+            </w:tcBorders>
+            <w:tcMar>
+              <w:top w:w="120" w:type="dxa"/>
+              <w:left w:w="180" w:type="dxa"/>
+              <w:bottom w:w="120" w:type="dxa"/>
+              <w:right w:w="180" w:type="dxa"/>
+            </w:tcMar>
+            <w:vAlign w:val="center"/>
+            <w:hideMark/>
+          </w:tcPr>
+          <w:p>
+            <w:pPr>
+              <w:rPr>
+                <w:rFonts w:ascii="Arial" w:hAnsi="Arial" w:cs="Arial"/>
+                <w:sz w:val="21"/>
+                <w:szCs w:val="21"/>
+              </w:rPr>
+            </w:pPr>
+            <w:r>
+              <w:rPr>
+                <w:rFonts w:ascii="Arial" w:hAnsi="Arial" w:cs="Arial"/>
+                <w:sz w:val="21"/>
+                <w:szCs w:val="21"/>
+              </w:rPr>
+              <w:t>Validar Evidencia Fotográfica</w:t>
+            </w:r>
+          </w:p>
+        </w:tc>
+        <w:tc>
+          <w:tcPr>
+            <w:tcW w:w="0" w:type="auto"/>
+            <w:tcBorders>
+              <w:top w:val="single" w:sz="6" w:space="0" w:color="C4C7C5"/>
+              <w:left w:val="single" w:sz="6" w:space="0" w:color="C4C7C5"/>
+              <w:bottom w:val="single" w:sz="6" w:space="0" w:color="C4C7C5"/>
+              <w:right w:val="single" w:sz="6" w:space="0" w:color="C4C7C5"/>
+            </w:tcBorders>
+            <w:tcMar>
+              <w:top w:w="120" w:type="dxa"/>
+              <w:left w:w="180" w:type="dxa"/>
+              <w:bottom w:w="120" w:type="dxa"/>
+              <w:right w:w="180" w:type="dxa"/>
+            </w:tcMar>
+            <w:vAlign w:val="center"/>
+            <w:hideMark/>
+          </w:tcPr>
+          <w:p>
+            <w:pPr>
+              <w:rPr>
+                <w:rFonts w:ascii="Arial" w:hAnsi="Arial" w:cs="Arial"/>
+                <w:sz w:val="21"/>
+                <w:szCs w:val="21"/>
+              </w:rPr>
+            </w:pPr>
+            <w:r>
+              <w:rPr>
+                <w:rFonts w:ascii="Arial" w:hAnsi="Arial" w:cs="Arial"/>
+                <w:sz w:val="21"/>
+                <w:szCs w:val="21"/>
+              </w:rPr>
+              <w:t>Verificador / Supervisor</w:t>
+            </w:r>
+          </w:p>
+        </w:tc>
+        <w:tc>
+          <w:tcPr>
+            <w:tcW w:w="0" w:type="auto"/>
+            <w:tcBorders>
+              <w:top w:val="single" w:sz="6" w:space="0" w:color="C4C7C5"/>
+              <w:left w:val="single" w:sz="6" w:space="0" w:color="C4C7C5"/>
+              <w:bottom w:val="single" w:sz="6" w:space="0" w:color="C4C7C5"/>
+              <w:right w:val="single" w:sz="6" w:space="0" w:color="C4C7C5"/>
+            </w:tcBorders>
+            <w:tcMar>
+              <w:top w:w="120" w:type="dxa"/>
+              <w:left w:w="180" w:type="dxa"/>
+              <w:bottom w:w="120" w:type="dxa"/>
+              <w:right w:w="180" w:type="dxa"/>
+            </w:tcMar>
+            <w:vAlign w:val="center"/>
+            <w:hideMark/>
+          </w:tcPr>
+          <w:p>
+            <w:pPr>
+              <w:rPr>
+                <w:rFonts w:ascii="Arial" w:hAnsi="Arial" w:cs="Arial"/>
+                <w:sz w:val="21"/>
+                <w:szCs w:val="21"/>
+              </w:rPr>
+            </w:pPr>
+            <w:r>
+              <w:rPr>
+                <w:rFonts w:ascii="Arial" w:hAnsi="Arial" w:cs="Arial"/>
+                <w:sz w:val="21"/>
+                <w:szCs w:val="21"/>
+              </w:rPr>
+              <w:t>Principal</w:t>
             </w:r>
           </w:p>
         </w:tc>
@@ -648,162 +964,115 @@
                 <w:sz w:val="21"/>
                 <w:szCs w:val="21"/>
               </w:rPr>
-              <w:t>Flujo Principal (Camino Feliz)</w:t>
-            </w:r>
-          </w:p>
-        </w:tc>
-        <w:tc>
-          <w:tcPr>
-            <w:tcW w:w="0" w:type="auto"/>
-            <w:tcBorders>
-              <w:top w:val="single" w:sz="6" w:space="0" w:color="C4C7C5"/>
-              <w:left w:val="single" w:sz="6" w:space="0" w:color="C4C7C5"/>
-              <w:bottom w:val="single" w:sz="6" w:space="0" w:color="C4C7C5"/>
-              <w:right w:val="single" w:sz="6" w:space="0" w:color="C4C7C5"/>
-            </w:tcBorders>
-            <w:tcMar>
-              <w:top w:w="120" w:type="dxa"/>
-              <w:left w:w="180" w:type="dxa"/>
-              <w:bottom w:w="120" w:type="dxa"/>
-              <w:right w:w="180" w:type="dxa"/>
-            </w:tcMar>
-            <w:vAlign w:val="center"/>
-            <w:hideMark/>
-          </w:tcPr>
-          <w:p>
-            <w:pPr>
-              <w:rPr>
-                <w:rFonts w:ascii="Arial" w:hAnsi="Arial" w:cs="Arial"/>
-                <w:sz w:val="21"/>
-                <w:szCs w:val="21"/>
-              </w:rPr>
-            </w:pPr>
-            <w:r>
-              <w:rPr>
-                <w:rFonts w:ascii="Arial" w:hAnsi="Arial" w:cs="Arial"/>
-                <w:sz w:val="21"/>
-                <w:szCs w:val="21"/>
-              </w:rPr>
-              <w:t>1. El funcionario ingresa a la vista "Ficha Personal y Registro".</w:t>
-            </w:r>
-          </w:p>
-          <w:p>
-            <w:pPr>
-              <w:rPr>
-                <w:rFonts w:ascii="Arial" w:hAnsi="Arial" w:cs="Arial"/>
-                <w:sz w:val="21"/>
-                <w:szCs w:val="21"/>
-              </w:rPr>
-            </w:pPr>
-            <w:r>
-              <w:rPr>
-                <w:rFonts w:ascii="Arial" w:hAnsi="Arial" w:cs="Arial"/>
-                <w:sz w:val="21"/>
-                <w:szCs w:val="21"/>
-              </w:rPr>
-              <w:t>2. El sistema carga automáticamente la fecha actual y la tabla de metas.</w:t>
-            </w:r>
-          </w:p>
-          <w:p>
-            <w:pPr>
-              <w:rPr>
-                <w:rFonts w:ascii="Arial" w:hAnsi="Arial" w:cs="Arial"/>
-                <w:sz w:val="21"/>
-                <w:szCs w:val="21"/>
-              </w:rPr>
-            </w:pPr>
-            <w:r>
-              <w:rPr>
-                <w:rFonts w:ascii="Arial" w:hAnsi="Arial" w:cs="Arial"/>
-                <w:sz w:val="21"/>
-                <w:szCs w:val="21"/>
-              </w:rPr>
-              <w:t>3. El funcionario selecciona el ítem de medición correspondiente.</w:t>
-            </w:r>
-          </w:p>
-          <w:p>
-            <w:pPr>
-              <w:rPr>
-                <w:rFonts w:ascii="Arial" w:hAnsi="Arial" w:cs="Arial"/>
-                <w:sz w:val="21"/>
-                <w:szCs w:val="21"/>
-              </w:rPr>
-            </w:pPr>
-            <w:r>
-              <w:rPr>
-                <w:rFonts w:ascii="Arial" w:hAnsi="Arial" w:cs="Arial"/>
-                <w:sz w:val="21"/>
-                <w:szCs w:val="21"/>
-              </w:rPr>
-              <w:t>4. El funcionario completa los campos: Actividad, Acción Ejecutada, Contacto y Teléfono.</w:t>
-            </w:r>
-          </w:p>
-          <w:p>
-            <w:pPr>
-              <w:rPr>
-                <w:rFonts w:ascii="Arial" w:hAnsi="Arial" w:cs="Arial"/>
-                <w:sz w:val="21"/>
-                <w:szCs w:val="21"/>
-              </w:rPr>
-            </w:pPr>
-            <w:r>
-              <w:rPr>
-                <w:rFonts w:ascii="Arial" w:hAnsi="Arial" w:cs="Arial"/>
-                <w:sz w:val="21"/>
-                <w:szCs w:val="21"/>
-              </w:rPr>
-              <w:t>5. Indica si la actividad requiere seguimiento en la agenda colectiva (Tubo).</w:t>
-            </w:r>
-          </w:p>
-          <w:p>
-            <w:pPr>
-              <w:rPr>
-                <w:rFonts w:ascii="Arial" w:hAnsi="Arial" w:cs="Arial"/>
-                <w:sz w:val="21"/>
-                <w:szCs w:val="21"/>
-              </w:rPr>
-            </w:pPr>
-            <w:r>
-              <w:rPr>
-                <w:rFonts w:ascii="Arial" w:hAnsi="Arial" w:cs="Arial"/>
-                <w:sz w:val="21"/>
-                <w:szCs w:val="21"/>
-              </w:rPr>
-              <w:t>6. Adjunta la imagen fotográfica de evidencia.</w:t>
-            </w:r>
-          </w:p>
-          <w:p>
-            <w:pPr>
-              <w:rPr>
-                <w:rFonts w:ascii="Arial" w:hAnsi="Arial" w:cs="Arial"/>
-                <w:sz w:val="21"/>
-                <w:szCs w:val="21"/>
-              </w:rPr>
-            </w:pPr>
-            <w:r>
-              <w:rPr>
-                <w:rFonts w:ascii="Arial" w:hAnsi="Arial" w:cs="Arial"/>
-                <w:sz w:val="21"/>
-                <w:szCs w:val="21"/>
-              </w:rPr>
-              <w:t>7. Presiona el botón "Guardar Registro".</w:t>
-            </w:r>
-          </w:p>
-          <w:p>
-            <w:pPr>
-              <w:rPr>
-                <w:rFonts w:ascii="Arial" w:hAnsi="Arial" w:cs="Arial"/>
-                <w:sz w:val="21"/>
-                <w:szCs w:val="21"/>
-              </w:rPr>
-            </w:pPr>
-            <w:r>
-              <w:rPr>
-                <w:rFonts w:ascii="Arial" w:hAnsi="Arial" w:cs="Arial"/>
-                <w:sz w:val="21"/>
-                <w:szCs w:val="21"/>
-              </w:rPr>
-              <w:t>8. El sistema valida los datos, genera un código único (</w:t>
+              <w:t>CU-05</w:t>
+            </w:r>
+          </w:p>
+        </w:tc>
+        <w:tc>
+          <w:tcPr>
+            <w:tcW w:w="0" w:type="auto"/>
+            <w:tcBorders>
+              <w:top w:val="single" w:sz="6" w:space="0" w:color="C4C7C5"/>
+              <w:left w:val="single" w:sz="6" w:space="0" w:color="C4C7C5"/>
+              <w:bottom w:val="single" w:sz="6" w:space="0" w:color="C4C7C5"/>
+              <w:right w:val="single" w:sz="6" w:space="0" w:color="C4C7C5"/>
+            </w:tcBorders>
+            <w:tcMar>
+              <w:top w:w="120" w:type="dxa"/>
+              <w:left w:w="180" w:type="dxa"/>
+              <w:bottom w:w="120" w:type="dxa"/>
+              <w:right w:w="180" w:type="dxa"/>
+            </w:tcMar>
+            <w:vAlign w:val="center"/>
+            <w:hideMark/>
+          </w:tcPr>
+          <w:p>
+            <w:pPr>
+              <w:rPr>
+                <w:rFonts w:ascii="Arial" w:hAnsi="Arial" w:cs="Arial"/>
+                <w:sz w:val="21"/>
+                <w:szCs w:val="21"/>
+              </w:rPr>
+            </w:pPr>
+            <w:r>
+              <w:rPr>
+                <w:rFonts w:ascii="Arial" w:hAnsi="Arial" w:cs="Arial"/>
+                <w:sz w:val="21"/>
+                <w:szCs w:val="21"/>
+              </w:rPr>
+              <w:t>Rechazar Evidencia y Registrar Observación</w:t>
+            </w:r>
+          </w:p>
+        </w:tc>
+        <w:tc>
+          <w:tcPr>
+            <w:tcW w:w="0" w:type="auto"/>
+            <w:tcBorders>
+              <w:top w:val="single" w:sz="6" w:space="0" w:color="C4C7C5"/>
+              <w:left w:val="single" w:sz="6" w:space="0" w:color="C4C7C5"/>
+              <w:bottom w:val="single" w:sz="6" w:space="0" w:color="C4C7C5"/>
+              <w:right w:val="single" w:sz="6" w:space="0" w:color="C4C7C5"/>
+            </w:tcBorders>
+            <w:tcMar>
+              <w:top w:w="120" w:type="dxa"/>
+              <w:left w:w="180" w:type="dxa"/>
+              <w:bottom w:w="120" w:type="dxa"/>
+              <w:right w:w="180" w:type="dxa"/>
+            </w:tcMar>
+            <w:vAlign w:val="center"/>
+            <w:hideMark/>
+          </w:tcPr>
+          <w:p>
+            <w:pPr>
+              <w:rPr>
+                <w:rFonts w:ascii="Arial" w:hAnsi="Arial" w:cs="Arial"/>
+                <w:sz w:val="21"/>
+                <w:szCs w:val="21"/>
+              </w:rPr>
+            </w:pPr>
+            <w:r>
+              <w:rPr>
+                <w:rFonts w:ascii="Arial" w:hAnsi="Arial" w:cs="Arial"/>
+                <w:sz w:val="21"/>
+                <w:szCs w:val="21"/>
+              </w:rPr>
+              <w:t>Verificador / Supervisor</w:t>
+            </w:r>
+          </w:p>
+        </w:tc>
+        <w:tc>
+          <w:tcPr>
+            <w:tcW w:w="0" w:type="auto"/>
+            <w:tcBorders>
+              <w:top w:val="single" w:sz="6" w:space="0" w:color="C4C7C5"/>
+              <w:left w:val="single" w:sz="6" w:space="0" w:color="C4C7C5"/>
+              <w:bottom w:val="single" w:sz="6" w:space="0" w:color="C4C7C5"/>
+              <w:right w:val="single" w:sz="6" w:space="0" w:color="C4C7C5"/>
+            </w:tcBorders>
+            <w:tcMar>
+              <w:top w:w="120" w:type="dxa"/>
+              <w:left w:w="180" w:type="dxa"/>
+              <w:bottom w:w="120" w:type="dxa"/>
+              <w:right w:w="180" w:type="dxa"/>
+            </w:tcMar>
+            <w:vAlign w:val="center"/>
+            <w:hideMark/>
+          </w:tcPr>
+          <w:p>
+            <w:pPr>
+              <w:rPr>
+                <w:rFonts w:ascii="Arial" w:hAnsi="Arial" w:cs="Arial"/>
+                <w:sz w:val="21"/>
+                <w:szCs w:val="21"/>
+              </w:rPr>
+            </w:pPr>
+            <w:r>
+              <w:rPr>
+                <w:rFonts w:ascii="Arial" w:hAnsi="Arial" w:cs="Arial"/>
+                <w:sz w:val="21"/>
+                <w:szCs w:val="21"/>
+              </w:rPr>
+              <w:t>&lt;&lt;</w:t>
             </w:r>
             <w:proofErr w:type="spellStart"/>
             <w:r>
@@ -812,7 +1081,7 @@
                 <w:sz w:val="21"/>
                 <w:szCs w:val="21"/>
               </w:rPr>
-              <w:t>ej</w:t>
+              <w:t>extend</w:t>
             </w:r>
             <w:proofErr w:type="spellEnd"/>
             <w:r>
@@ -821,7 +1090,7 @@
                 <w:sz w:val="21"/>
                 <w:szCs w:val="21"/>
               </w:rPr>
-              <w:t>: ORC711), guarda el registro con estado "Pendiente" y actualiza la tabla de historial.</w:t>
+              <w:t>&gt;&gt; de CU-04</w:t>
             </w:r>
           </w:p>
         </w:tc>
@@ -864,98 +1133,125 @@
                 <w:sz w:val="21"/>
                 <w:szCs w:val="21"/>
               </w:rPr>
-              <w:t>Flujos Alternativos / Excepciones</w:t>
-            </w:r>
-          </w:p>
-        </w:tc>
-        <w:tc>
-          <w:tcPr>
-            <w:tcW w:w="0" w:type="auto"/>
-            <w:tcBorders>
-              <w:top w:val="single" w:sz="6" w:space="0" w:color="C4C7C5"/>
-              <w:left w:val="single" w:sz="6" w:space="0" w:color="C4C7C5"/>
-              <w:bottom w:val="single" w:sz="6" w:space="0" w:color="C4C7C5"/>
-              <w:right w:val="single" w:sz="6" w:space="0" w:color="C4C7C5"/>
-            </w:tcBorders>
-            <w:tcMar>
-              <w:top w:w="120" w:type="dxa"/>
-              <w:left w:w="180" w:type="dxa"/>
-              <w:bottom w:w="120" w:type="dxa"/>
-              <w:right w:w="180" w:type="dxa"/>
-            </w:tcMar>
-            <w:vAlign w:val="center"/>
-            <w:hideMark/>
-          </w:tcPr>
-          <w:p>
-            <w:pPr>
-              <w:rPr>
-                <w:rFonts w:ascii="Arial" w:hAnsi="Arial" w:cs="Arial"/>
-                <w:sz w:val="21"/>
-                <w:szCs w:val="21"/>
-              </w:rPr>
-            </w:pPr>
-            <w:r>
-              <w:rPr>
-                <w:rFonts w:ascii="Arial" w:hAnsi="Arial" w:cs="Arial"/>
-                <w:b/>
-                <w:bCs/>
-                <w:sz w:val="21"/>
-                <w:szCs w:val="21"/>
-              </w:rPr>
-              <w:t>3a. Campos incompletos</w:t>
-            </w:r>
-            <w:r>
-              <w:rPr>
-                <w:rFonts w:ascii="Arial" w:hAnsi="Arial" w:cs="Arial"/>
-                <w:sz w:val="21"/>
-                <w:szCs w:val="21"/>
-              </w:rPr>
-              <w:t>: Si falta un campo obligatorio, el sistema bloquea el envío y resalta el formulario en rojo.</w:t>
-            </w:r>
-          </w:p>
-          <w:p>
-            <w:pPr>
-              <w:rPr>
-                <w:rFonts w:ascii="Arial" w:hAnsi="Arial" w:cs="Arial"/>
-                <w:sz w:val="21"/>
-                <w:szCs w:val="21"/>
-              </w:rPr>
-            </w:pPr>
-            <w:r>
-              <w:rPr>
-                <w:rFonts w:ascii="Arial" w:hAnsi="Arial" w:cs="Arial"/>
-                <w:b/>
-                <w:bCs/>
-                <w:sz w:val="21"/>
-                <w:szCs w:val="21"/>
-              </w:rPr>
-              <w:t>6a. Formato de archivo no válido</w:t>
-            </w:r>
-            <w:r>
-              <w:rPr>
-                <w:rFonts w:ascii="Arial" w:hAnsi="Arial" w:cs="Arial"/>
-                <w:sz w:val="21"/>
-                <w:szCs w:val="21"/>
-              </w:rPr>
-              <w:t xml:space="preserve">: Si el archivo no es una imagen (JPG/PNG), el sistema alerta </w:t>
-            </w:r>
-            <w:r>
-              <w:rPr>
-                <w:rFonts w:ascii="Arial" w:hAnsi="Arial" w:cs="Arial"/>
-                <w:i/>
-                <w:iCs/>
-                <w:sz w:val="21"/>
-                <w:szCs w:val="21"/>
-              </w:rPr>
-              <w:t>"Formato no permitido"</w:t>
-            </w:r>
-            <w:r>
-              <w:rPr>
-                <w:rFonts w:ascii="Arial" w:hAnsi="Arial" w:cs="Arial"/>
-                <w:sz w:val="21"/>
-                <w:szCs w:val="21"/>
-              </w:rPr>
-              <w:t>.</w:t>
+              <w:t>CU-06</w:t>
+            </w:r>
+          </w:p>
+        </w:tc>
+        <w:tc>
+          <w:tcPr>
+            <w:tcW w:w="0" w:type="auto"/>
+            <w:tcBorders>
+              <w:top w:val="single" w:sz="6" w:space="0" w:color="C4C7C5"/>
+              <w:left w:val="single" w:sz="6" w:space="0" w:color="C4C7C5"/>
+              <w:bottom w:val="single" w:sz="6" w:space="0" w:color="C4C7C5"/>
+              <w:right w:val="single" w:sz="6" w:space="0" w:color="C4C7C5"/>
+            </w:tcBorders>
+            <w:tcMar>
+              <w:top w:w="120" w:type="dxa"/>
+              <w:left w:w="180" w:type="dxa"/>
+              <w:bottom w:w="120" w:type="dxa"/>
+              <w:right w:w="180" w:type="dxa"/>
+            </w:tcMar>
+            <w:vAlign w:val="center"/>
+            <w:hideMark/>
+          </w:tcPr>
+          <w:p>
+            <w:pPr>
+              <w:rPr>
+                <w:rFonts w:ascii="Arial" w:hAnsi="Arial" w:cs="Arial"/>
+                <w:sz w:val="21"/>
+                <w:szCs w:val="21"/>
+              </w:rPr>
+            </w:pPr>
+            <w:r>
+              <w:rPr>
+                <w:rFonts w:ascii="Arial" w:hAnsi="Arial" w:cs="Arial"/>
+                <w:sz w:val="21"/>
+                <w:szCs w:val="21"/>
+              </w:rPr>
+              <w:t>Registrar Compromiso en Tubo de Trabajo</w:t>
+            </w:r>
+          </w:p>
+        </w:tc>
+        <w:tc>
+          <w:tcPr>
+            <w:tcW w:w="0" w:type="auto"/>
+            <w:tcBorders>
+              <w:top w:val="single" w:sz="6" w:space="0" w:color="C4C7C5"/>
+              <w:left w:val="single" w:sz="6" w:space="0" w:color="C4C7C5"/>
+              <w:bottom w:val="single" w:sz="6" w:space="0" w:color="C4C7C5"/>
+              <w:right w:val="single" w:sz="6" w:space="0" w:color="C4C7C5"/>
+            </w:tcBorders>
+            <w:tcMar>
+              <w:top w:w="120" w:type="dxa"/>
+              <w:left w:w="180" w:type="dxa"/>
+              <w:bottom w:w="120" w:type="dxa"/>
+              <w:right w:w="180" w:type="dxa"/>
+            </w:tcMar>
+            <w:vAlign w:val="center"/>
+            <w:hideMark/>
+          </w:tcPr>
+          <w:p>
+            <w:pPr>
+              <w:rPr>
+                <w:rFonts w:ascii="Arial" w:hAnsi="Arial" w:cs="Arial"/>
+                <w:sz w:val="21"/>
+                <w:szCs w:val="21"/>
+              </w:rPr>
+            </w:pPr>
+            <w:r>
+              <w:rPr>
+                <w:rFonts w:ascii="Arial" w:hAnsi="Arial" w:cs="Arial"/>
+                <w:sz w:val="21"/>
+                <w:szCs w:val="21"/>
+              </w:rPr>
+              <w:t xml:space="preserve">Funcionario / </w:t>
+            </w:r>
+            <w:proofErr w:type="gramStart"/>
+            <w:r>
+              <w:rPr>
+                <w:rFonts w:ascii="Arial" w:hAnsi="Arial" w:cs="Arial"/>
+                <w:sz w:val="21"/>
+                <w:szCs w:val="21"/>
+              </w:rPr>
+              <w:t>Delegado</w:t>
+            </w:r>
+            <w:proofErr w:type="gramEnd"/>
+          </w:p>
+        </w:tc>
+        <w:tc>
+          <w:tcPr>
+            <w:tcW w:w="0" w:type="auto"/>
+            <w:tcBorders>
+              <w:top w:val="single" w:sz="6" w:space="0" w:color="C4C7C5"/>
+              <w:left w:val="single" w:sz="6" w:space="0" w:color="C4C7C5"/>
+              <w:bottom w:val="single" w:sz="6" w:space="0" w:color="C4C7C5"/>
+              <w:right w:val="single" w:sz="6" w:space="0" w:color="C4C7C5"/>
+            </w:tcBorders>
+            <w:tcMar>
+              <w:top w:w="120" w:type="dxa"/>
+              <w:left w:w="180" w:type="dxa"/>
+              <w:bottom w:w="120" w:type="dxa"/>
+              <w:right w:w="180" w:type="dxa"/>
+            </w:tcMar>
+            <w:vAlign w:val="center"/>
+            <w:hideMark/>
+          </w:tcPr>
+          <w:p>
+            <w:pPr>
+              <w:rPr>
+                <w:rFonts w:ascii="Arial" w:hAnsi="Arial" w:cs="Arial"/>
+                <w:sz w:val="21"/>
+                <w:szCs w:val="21"/>
+              </w:rPr>
+            </w:pPr>
+            <w:r>
+              <w:rPr>
+                <w:rFonts w:ascii="Arial" w:hAnsi="Arial" w:cs="Arial"/>
+                <w:sz w:val="21"/>
+                <w:szCs w:val="21"/>
+              </w:rPr>
+              <w:t>Principal</w:t>
             </w:r>
           </w:p>
         </w:tc>
@@ -998,44 +1294,588 @@
                 <w:sz w:val="21"/>
                 <w:szCs w:val="21"/>
               </w:rPr>
-              <w:lastRenderedPageBreak/>
-              <w:t>Postcondiciones</w:t>
-            </w:r>
-          </w:p>
-        </w:tc>
-        <w:tc>
-          <w:tcPr>
-            <w:tcW w:w="0" w:type="auto"/>
-            <w:tcBorders>
-              <w:top w:val="single" w:sz="6" w:space="0" w:color="C4C7C5"/>
-              <w:left w:val="single" w:sz="6" w:space="0" w:color="C4C7C5"/>
-              <w:bottom w:val="single" w:sz="6" w:space="0" w:color="C4C7C5"/>
-              <w:right w:val="single" w:sz="6" w:space="0" w:color="C4C7C5"/>
-            </w:tcBorders>
-            <w:tcMar>
-              <w:top w:w="120" w:type="dxa"/>
-              <w:left w:w="180" w:type="dxa"/>
-              <w:bottom w:w="120" w:type="dxa"/>
-              <w:right w:w="180" w:type="dxa"/>
-            </w:tcMar>
-            <w:vAlign w:val="center"/>
-            <w:hideMark/>
-          </w:tcPr>
-          <w:p>
-            <w:pPr>
-              <w:rPr>
-                <w:rFonts w:ascii="Arial" w:hAnsi="Arial" w:cs="Arial"/>
-                <w:sz w:val="21"/>
-                <w:szCs w:val="21"/>
-              </w:rPr>
-            </w:pPr>
-            <w:r>
-              <w:rPr>
-                <w:rFonts w:ascii="Arial" w:hAnsi="Arial" w:cs="Arial"/>
-                <w:sz w:val="21"/>
-                <w:szCs w:val="21"/>
-              </w:rPr>
-              <w:t>El registro queda almacenado y disponible para la revisión del Verificador/Supervisor.</w:t>
+              <w:t>CU-07</w:t>
+            </w:r>
+          </w:p>
+        </w:tc>
+        <w:tc>
+          <w:tcPr>
+            <w:tcW w:w="0" w:type="auto"/>
+            <w:tcBorders>
+              <w:top w:val="single" w:sz="6" w:space="0" w:color="C4C7C5"/>
+              <w:left w:val="single" w:sz="6" w:space="0" w:color="C4C7C5"/>
+              <w:bottom w:val="single" w:sz="6" w:space="0" w:color="C4C7C5"/>
+              <w:right w:val="single" w:sz="6" w:space="0" w:color="C4C7C5"/>
+            </w:tcBorders>
+            <w:tcMar>
+              <w:top w:w="120" w:type="dxa"/>
+              <w:left w:w="180" w:type="dxa"/>
+              <w:bottom w:w="120" w:type="dxa"/>
+              <w:right w:w="180" w:type="dxa"/>
+            </w:tcMar>
+            <w:vAlign w:val="center"/>
+            <w:hideMark/>
+          </w:tcPr>
+          <w:p>
+            <w:pPr>
+              <w:rPr>
+                <w:rFonts w:ascii="Arial" w:hAnsi="Arial" w:cs="Arial"/>
+                <w:sz w:val="21"/>
+                <w:szCs w:val="21"/>
+              </w:rPr>
+            </w:pPr>
+            <w:r>
+              <w:rPr>
+                <w:rFonts w:ascii="Arial" w:hAnsi="Arial" w:cs="Arial"/>
+                <w:sz w:val="21"/>
+                <w:szCs w:val="21"/>
+              </w:rPr>
+              <w:t>Actualizar Estado de Compromiso en Tubo</w:t>
+            </w:r>
+          </w:p>
+        </w:tc>
+        <w:tc>
+          <w:tcPr>
+            <w:tcW w:w="0" w:type="auto"/>
+            <w:tcBorders>
+              <w:top w:val="single" w:sz="6" w:space="0" w:color="C4C7C5"/>
+              <w:left w:val="single" w:sz="6" w:space="0" w:color="C4C7C5"/>
+              <w:bottom w:val="single" w:sz="6" w:space="0" w:color="C4C7C5"/>
+              <w:right w:val="single" w:sz="6" w:space="0" w:color="C4C7C5"/>
+            </w:tcBorders>
+            <w:tcMar>
+              <w:top w:w="120" w:type="dxa"/>
+              <w:left w:w="180" w:type="dxa"/>
+              <w:bottom w:w="120" w:type="dxa"/>
+              <w:right w:w="180" w:type="dxa"/>
+            </w:tcMar>
+            <w:vAlign w:val="center"/>
+            <w:hideMark/>
+          </w:tcPr>
+          <w:p>
+            <w:pPr>
+              <w:rPr>
+                <w:rFonts w:ascii="Arial" w:hAnsi="Arial" w:cs="Arial"/>
+                <w:sz w:val="21"/>
+                <w:szCs w:val="21"/>
+              </w:rPr>
+            </w:pPr>
+            <w:r>
+              <w:rPr>
+                <w:rFonts w:ascii="Arial" w:hAnsi="Arial" w:cs="Arial"/>
+                <w:sz w:val="21"/>
+                <w:szCs w:val="21"/>
+              </w:rPr>
+              <w:t xml:space="preserve">Funcionario / </w:t>
+            </w:r>
+            <w:proofErr w:type="gramStart"/>
+            <w:r>
+              <w:rPr>
+                <w:rFonts w:ascii="Arial" w:hAnsi="Arial" w:cs="Arial"/>
+                <w:sz w:val="21"/>
+                <w:szCs w:val="21"/>
+              </w:rPr>
+              <w:t>Delegado</w:t>
+            </w:r>
+            <w:proofErr w:type="gramEnd"/>
+          </w:p>
+        </w:tc>
+        <w:tc>
+          <w:tcPr>
+            <w:tcW w:w="0" w:type="auto"/>
+            <w:tcBorders>
+              <w:top w:val="single" w:sz="6" w:space="0" w:color="C4C7C5"/>
+              <w:left w:val="single" w:sz="6" w:space="0" w:color="C4C7C5"/>
+              <w:bottom w:val="single" w:sz="6" w:space="0" w:color="C4C7C5"/>
+              <w:right w:val="single" w:sz="6" w:space="0" w:color="C4C7C5"/>
+            </w:tcBorders>
+            <w:tcMar>
+              <w:top w:w="120" w:type="dxa"/>
+              <w:left w:w="180" w:type="dxa"/>
+              <w:bottom w:w="120" w:type="dxa"/>
+              <w:right w:w="180" w:type="dxa"/>
+            </w:tcMar>
+            <w:vAlign w:val="center"/>
+            <w:hideMark/>
+          </w:tcPr>
+          <w:p>
+            <w:pPr>
+              <w:rPr>
+                <w:rFonts w:ascii="Arial" w:hAnsi="Arial" w:cs="Arial"/>
+                <w:sz w:val="21"/>
+                <w:szCs w:val="21"/>
+              </w:rPr>
+            </w:pPr>
+            <w:r>
+              <w:rPr>
+                <w:rFonts w:ascii="Arial" w:hAnsi="Arial" w:cs="Arial"/>
+                <w:sz w:val="21"/>
+                <w:szCs w:val="21"/>
+              </w:rPr>
+              <w:t>Principal</w:t>
+            </w:r>
+          </w:p>
+        </w:tc>
+      </w:tr>
+      <w:tr>
+        <w:trPr>
+          <w:tblCellSpacing w:w="15" w:type="dxa"/>
+        </w:trPr>
+        <w:tc>
+          <w:tcPr>
+            <w:tcW w:w="0" w:type="auto"/>
+            <w:tcBorders>
+              <w:top w:val="single" w:sz="6" w:space="0" w:color="C4C7C5"/>
+              <w:left w:val="single" w:sz="6" w:space="0" w:color="C4C7C5"/>
+              <w:bottom w:val="single" w:sz="6" w:space="0" w:color="C4C7C5"/>
+              <w:right w:val="single" w:sz="6" w:space="0" w:color="C4C7C5"/>
+            </w:tcBorders>
+            <w:tcMar>
+              <w:top w:w="120" w:type="dxa"/>
+              <w:left w:w="180" w:type="dxa"/>
+              <w:bottom w:w="120" w:type="dxa"/>
+              <w:right w:w="180" w:type="dxa"/>
+            </w:tcMar>
+            <w:vAlign w:val="center"/>
+            <w:hideMark/>
+          </w:tcPr>
+          <w:p>
+            <w:pPr>
+              <w:rPr>
+                <w:rFonts w:ascii="Arial" w:hAnsi="Arial" w:cs="Arial"/>
+                <w:sz w:val="21"/>
+                <w:szCs w:val="21"/>
+              </w:rPr>
+            </w:pPr>
+            <w:r>
+              <w:rPr>
+                <w:rFonts w:ascii="Arial" w:hAnsi="Arial" w:cs="Arial"/>
+                <w:b/>
+                <w:bCs/>
+                <w:sz w:val="21"/>
+                <w:szCs w:val="21"/>
+              </w:rPr>
+              <w:t>CU-08</w:t>
+            </w:r>
+          </w:p>
+        </w:tc>
+        <w:tc>
+          <w:tcPr>
+            <w:tcW w:w="0" w:type="auto"/>
+            <w:tcBorders>
+              <w:top w:val="single" w:sz="6" w:space="0" w:color="C4C7C5"/>
+              <w:left w:val="single" w:sz="6" w:space="0" w:color="C4C7C5"/>
+              <w:bottom w:val="single" w:sz="6" w:space="0" w:color="C4C7C5"/>
+              <w:right w:val="single" w:sz="6" w:space="0" w:color="C4C7C5"/>
+            </w:tcBorders>
+            <w:tcMar>
+              <w:top w:w="120" w:type="dxa"/>
+              <w:left w:w="180" w:type="dxa"/>
+              <w:bottom w:w="120" w:type="dxa"/>
+              <w:right w:w="180" w:type="dxa"/>
+            </w:tcMar>
+            <w:vAlign w:val="center"/>
+            <w:hideMark/>
+          </w:tcPr>
+          <w:p>
+            <w:pPr>
+              <w:rPr>
+                <w:rFonts w:ascii="Arial" w:hAnsi="Arial" w:cs="Arial"/>
+                <w:sz w:val="21"/>
+                <w:szCs w:val="21"/>
+              </w:rPr>
+            </w:pPr>
+            <w:r>
+              <w:rPr>
+                <w:rFonts w:ascii="Arial" w:hAnsi="Arial" w:cs="Arial"/>
+                <w:sz w:val="21"/>
+                <w:szCs w:val="21"/>
+              </w:rPr>
+              <w:t>Consultar Semáforo Diario de Avance</w:t>
+            </w:r>
+          </w:p>
+        </w:tc>
+        <w:tc>
+          <w:tcPr>
+            <w:tcW w:w="0" w:type="auto"/>
+            <w:tcBorders>
+              <w:top w:val="single" w:sz="6" w:space="0" w:color="C4C7C5"/>
+              <w:left w:val="single" w:sz="6" w:space="0" w:color="C4C7C5"/>
+              <w:bottom w:val="single" w:sz="6" w:space="0" w:color="C4C7C5"/>
+              <w:right w:val="single" w:sz="6" w:space="0" w:color="C4C7C5"/>
+            </w:tcBorders>
+            <w:tcMar>
+              <w:top w:w="120" w:type="dxa"/>
+              <w:left w:w="180" w:type="dxa"/>
+              <w:bottom w:w="120" w:type="dxa"/>
+              <w:right w:w="180" w:type="dxa"/>
+            </w:tcMar>
+            <w:vAlign w:val="center"/>
+            <w:hideMark/>
+          </w:tcPr>
+          <w:p>
+            <w:pPr>
+              <w:rPr>
+                <w:rFonts w:ascii="Arial" w:hAnsi="Arial" w:cs="Arial"/>
+                <w:sz w:val="21"/>
+                <w:szCs w:val="21"/>
+              </w:rPr>
+            </w:pPr>
+            <w:r>
+              <w:rPr>
+                <w:rFonts w:ascii="Arial" w:hAnsi="Arial" w:cs="Arial"/>
+                <w:sz w:val="21"/>
+                <w:szCs w:val="21"/>
+              </w:rPr>
+              <w:t xml:space="preserve">Funcionario / </w:t>
+            </w:r>
+            <w:proofErr w:type="gramStart"/>
+            <w:r>
+              <w:rPr>
+                <w:rFonts w:ascii="Arial" w:hAnsi="Arial" w:cs="Arial"/>
+                <w:sz w:val="21"/>
+                <w:szCs w:val="21"/>
+              </w:rPr>
+              <w:t>Delegado</w:t>
+            </w:r>
+            <w:proofErr w:type="gramEnd"/>
+          </w:p>
+        </w:tc>
+        <w:tc>
+          <w:tcPr>
+            <w:tcW w:w="0" w:type="auto"/>
+            <w:tcBorders>
+              <w:top w:val="single" w:sz="6" w:space="0" w:color="C4C7C5"/>
+              <w:left w:val="single" w:sz="6" w:space="0" w:color="C4C7C5"/>
+              <w:bottom w:val="single" w:sz="6" w:space="0" w:color="C4C7C5"/>
+              <w:right w:val="single" w:sz="6" w:space="0" w:color="C4C7C5"/>
+            </w:tcBorders>
+            <w:tcMar>
+              <w:top w:w="120" w:type="dxa"/>
+              <w:left w:w="180" w:type="dxa"/>
+              <w:bottom w:w="120" w:type="dxa"/>
+              <w:right w:w="180" w:type="dxa"/>
+            </w:tcMar>
+            <w:vAlign w:val="center"/>
+            <w:hideMark/>
+          </w:tcPr>
+          <w:p>
+            <w:pPr>
+              <w:rPr>
+                <w:rFonts w:ascii="Arial" w:hAnsi="Arial" w:cs="Arial"/>
+                <w:sz w:val="21"/>
+                <w:szCs w:val="21"/>
+              </w:rPr>
+            </w:pPr>
+            <w:r>
+              <w:rPr>
+                <w:rFonts w:ascii="Arial" w:hAnsi="Arial" w:cs="Arial"/>
+                <w:sz w:val="21"/>
+                <w:szCs w:val="21"/>
+              </w:rPr>
+              <w:t>Principal</w:t>
+            </w:r>
+          </w:p>
+        </w:tc>
+      </w:tr>
+      <w:tr>
+        <w:trPr>
+          <w:tblCellSpacing w:w="15" w:type="dxa"/>
+        </w:trPr>
+        <w:tc>
+          <w:tcPr>
+            <w:tcW w:w="0" w:type="auto"/>
+            <w:tcBorders>
+              <w:top w:val="single" w:sz="6" w:space="0" w:color="C4C7C5"/>
+              <w:left w:val="single" w:sz="6" w:space="0" w:color="C4C7C5"/>
+              <w:bottom w:val="single" w:sz="6" w:space="0" w:color="C4C7C5"/>
+              <w:right w:val="single" w:sz="6" w:space="0" w:color="C4C7C5"/>
+            </w:tcBorders>
+            <w:tcMar>
+              <w:top w:w="120" w:type="dxa"/>
+              <w:left w:w="180" w:type="dxa"/>
+              <w:bottom w:w="120" w:type="dxa"/>
+              <w:right w:w="180" w:type="dxa"/>
+            </w:tcMar>
+            <w:vAlign w:val="center"/>
+            <w:hideMark/>
+          </w:tcPr>
+          <w:p>
+            <w:pPr>
+              <w:rPr>
+                <w:rFonts w:ascii="Arial" w:hAnsi="Arial" w:cs="Arial"/>
+                <w:sz w:val="21"/>
+                <w:szCs w:val="21"/>
+              </w:rPr>
+            </w:pPr>
+            <w:r>
+              <w:rPr>
+                <w:rFonts w:ascii="Arial" w:hAnsi="Arial" w:cs="Arial"/>
+                <w:b/>
+                <w:bCs/>
+                <w:sz w:val="21"/>
+                <w:szCs w:val="21"/>
+              </w:rPr>
+              <w:t>CU-09</w:t>
+            </w:r>
+          </w:p>
+        </w:tc>
+        <w:tc>
+          <w:tcPr>
+            <w:tcW w:w="0" w:type="auto"/>
+            <w:tcBorders>
+              <w:top w:val="single" w:sz="6" w:space="0" w:color="C4C7C5"/>
+              <w:left w:val="single" w:sz="6" w:space="0" w:color="C4C7C5"/>
+              <w:bottom w:val="single" w:sz="6" w:space="0" w:color="C4C7C5"/>
+              <w:right w:val="single" w:sz="6" w:space="0" w:color="C4C7C5"/>
+            </w:tcBorders>
+            <w:tcMar>
+              <w:top w:w="120" w:type="dxa"/>
+              <w:left w:w="180" w:type="dxa"/>
+              <w:bottom w:w="120" w:type="dxa"/>
+              <w:right w:w="180" w:type="dxa"/>
+            </w:tcMar>
+            <w:vAlign w:val="center"/>
+            <w:hideMark/>
+          </w:tcPr>
+          <w:p>
+            <w:pPr>
+              <w:rPr>
+                <w:rFonts w:ascii="Arial" w:hAnsi="Arial" w:cs="Arial"/>
+                <w:sz w:val="21"/>
+                <w:szCs w:val="21"/>
+              </w:rPr>
+            </w:pPr>
+            <w:r>
+              <w:rPr>
+                <w:rFonts w:ascii="Arial" w:hAnsi="Arial" w:cs="Arial"/>
+                <w:sz w:val="21"/>
+                <w:szCs w:val="21"/>
+              </w:rPr>
+              <w:t>Configurar Metas y Ponderadores por Cargo</w:t>
+            </w:r>
+          </w:p>
+        </w:tc>
+        <w:tc>
+          <w:tcPr>
+            <w:tcW w:w="0" w:type="auto"/>
+            <w:tcBorders>
+              <w:top w:val="single" w:sz="6" w:space="0" w:color="C4C7C5"/>
+              <w:left w:val="single" w:sz="6" w:space="0" w:color="C4C7C5"/>
+              <w:bottom w:val="single" w:sz="6" w:space="0" w:color="C4C7C5"/>
+              <w:right w:val="single" w:sz="6" w:space="0" w:color="C4C7C5"/>
+            </w:tcBorders>
+            <w:tcMar>
+              <w:top w:w="120" w:type="dxa"/>
+              <w:left w:w="180" w:type="dxa"/>
+              <w:bottom w:w="120" w:type="dxa"/>
+              <w:right w:w="180" w:type="dxa"/>
+            </w:tcMar>
+            <w:vAlign w:val="center"/>
+            <w:hideMark/>
+          </w:tcPr>
+          <w:p>
+            <w:pPr>
+              <w:rPr>
+                <w:rFonts w:ascii="Arial" w:hAnsi="Arial" w:cs="Arial"/>
+                <w:sz w:val="21"/>
+                <w:szCs w:val="21"/>
+              </w:rPr>
+            </w:pPr>
+            <w:r>
+              <w:rPr>
+                <w:rFonts w:ascii="Arial" w:hAnsi="Arial" w:cs="Arial"/>
+                <w:sz w:val="21"/>
+                <w:szCs w:val="21"/>
+              </w:rPr>
+              <w:t>Administrador / Coordinador</w:t>
+            </w:r>
+          </w:p>
+        </w:tc>
+        <w:tc>
+          <w:tcPr>
+            <w:tcW w:w="0" w:type="auto"/>
+            <w:tcBorders>
+              <w:top w:val="single" w:sz="6" w:space="0" w:color="C4C7C5"/>
+              <w:left w:val="single" w:sz="6" w:space="0" w:color="C4C7C5"/>
+              <w:bottom w:val="single" w:sz="6" w:space="0" w:color="C4C7C5"/>
+              <w:right w:val="single" w:sz="6" w:space="0" w:color="C4C7C5"/>
+            </w:tcBorders>
+            <w:tcMar>
+              <w:top w:w="120" w:type="dxa"/>
+              <w:left w:w="180" w:type="dxa"/>
+              <w:bottom w:w="120" w:type="dxa"/>
+              <w:right w:w="180" w:type="dxa"/>
+            </w:tcMar>
+            <w:vAlign w:val="center"/>
+            <w:hideMark/>
+          </w:tcPr>
+          <w:p>
+            <w:pPr>
+              <w:rPr>
+                <w:rFonts w:ascii="Arial" w:hAnsi="Arial" w:cs="Arial"/>
+                <w:sz w:val="21"/>
+                <w:szCs w:val="21"/>
+              </w:rPr>
+            </w:pPr>
+            <w:r>
+              <w:rPr>
+                <w:rFonts w:ascii="Arial" w:hAnsi="Arial" w:cs="Arial"/>
+                <w:sz w:val="21"/>
+                <w:szCs w:val="21"/>
+              </w:rPr>
+              <w:t>Principal</w:t>
+            </w:r>
+          </w:p>
+        </w:tc>
+      </w:tr>
+      <w:tr>
+        <w:trPr>
+          <w:tblCellSpacing w:w="15" w:type="dxa"/>
+        </w:trPr>
+        <w:tc>
+          <w:tcPr>
+            <w:tcW w:w="0" w:type="auto"/>
+            <w:tcBorders>
+              <w:top w:val="single" w:sz="6" w:space="0" w:color="C4C7C5"/>
+              <w:left w:val="single" w:sz="6" w:space="0" w:color="C4C7C5"/>
+              <w:bottom w:val="single" w:sz="6" w:space="0" w:color="C4C7C5"/>
+              <w:right w:val="single" w:sz="6" w:space="0" w:color="C4C7C5"/>
+            </w:tcBorders>
+            <w:tcMar>
+              <w:top w:w="120" w:type="dxa"/>
+              <w:left w:w="180" w:type="dxa"/>
+              <w:bottom w:w="120" w:type="dxa"/>
+              <w:right w:w="180" w:type="dxa"/>
+            </w:tcMar>
+            <w:vAlign w:val="center"/>
+            <w:hideMark/>
+          </w:tcPr>
+          <w:p>
+            <w:pPr>
+              <w:rPr>
+                <w:rFonts w:ascii="Arial" w:hAnsi="Arial" w:cs="Arial"/>
+                <w:sz w:val="21"/>
+                <w:szCs w:val="21"/>
+              </w:rPr>
+            </w:pPr>
+            <w:r>
+              <w:rPr>
+                <w:rFonts w:ascii="Arial" w:hAnsi="Arial" w:cs="Arial"/>
+                <w:b/>
+                <w:bCs/>
+                <w:sz w:val="21"/>
+                <w:szCs w:val="21"/>
+              </w:rPr>
+              <w:t>CU-10</w:t>
+            </w:r>
+          </w:p>
+        </w:tc>
+        <w:tc>
+          <w:tcPr>
+            <w:tcW w:w="0" w:type="auto"/>
+            <w:tcBorders>
+              <w:top w:val="single" w:sz="6" w:space="0" w:color="C4C7C5"/>
+              <w:left w:val="single" w:sz="6" w:space="0" w:color="C4C7C5"/>
+              <w:bottom w:val="single" w:sz="6" w:space="0" w:color="C4C7C5"/>
+              <w:right w:val="single" w:sz="6" w:space="0" w:color="C4C7C5"/>
+            </w:tcBorders>
+            <w:tcMar>
+              <w:top w:w="120" w:type="dxa"/>
+              <w:left w:w="180" w:type="dxa"/>
+              <w:bottom w:w="120" w:type="dxa"/>
+              <w:right w:w="180" w:type="dxa"/>
+            </w:tcMar>
+            <w:vAlign w:val="center"/>
+            <w:hideMark/>
+          </w:tcPr>
+          <w:p>
+            <w:pPr>
+              <w:rPr>
+                <w:rFonts w:ascii="Arial" w:hAnsi="Arial" w:cs="Arial"/>
+                <w:sz w:val="21"/>
+                <w:szCs w:val="21"/>
+              </w:rPr>
+            </w:pPr>
+            <w:r>
+              <w:rPr>
+                <w:rFonts w:ascii="Arial" w:hAnsi="Arial" w:cs="Arial"/>
+                <w:sz w:val="21"/>
+                <w:szCs w:val="21"/>
+              </w:rPr>
+              <w:t>Administrar Usuarios, Roles y Delegaciones</w:t>
+            </w:r>
+          </w:p>
+        </w:tc>
+        <w:tc>
+          <w:tcPr>
+            <w:tcW w:w="0" w:type="auto"/>
+            <w:tcBorders>
+              <w:top w:val="single" w:sz="6" w:space="0" w:color="C4C7C5"/>
+              <w:left w:val="single" w:sz="6" w:space="0" w:color="C4C7C5"/>
+              <w:bottom w:val="single" w:sz="6" w:space="0" w:color="C4C7C5"/>
+              <w:right w:val="single" w:sz="6" w:space="0" w:color="C4C7C5"/>
+            </w:tcBorders>
+            <w:tcMar>
+              <w:top w:w="120" w:type="dxa"/>
+              <w:left w:w="180" w:type="dxa"/>
+              <w:bottom w:w="120" w:type="dxa"/>
+              <w:right w:w="180" w:type="dxa"/>
+            </w:tcMar>
+            <w:vAlign w:val="center"/>
+            <w:hideMark/>
+          </w:tcPr>
+          <w:p>
+            <w:pPr>
+              <w:rPr>
+                <w:rFonts w:ascii="Arial" w:hAnsi="Arial" w:cs="Arial"/>
+                <w:sz w:val="21"/>
+                <w:szCs w:val="21"/>
+              </w:rPr>
+            </w:pPr>
+            <w:r>
+              <w:rPr>
+                <w:rFonts w:ascii="Arial" w:hAnsi="Arial" w:cs="Arial"/>
+                <w:sz w:val="21"/>
+                <w:szCs w:val="21"/>
+              </w:rPr>
+              <w:t>Administrador / Coordinador</w:t>
+            </w:r>
+          </w:p>
+        </w:tc>
+        <w:tc>
+          <w:tcPr>
+            <w:tcW w:w="0" w:type="auto"/>
+            <w:tcBorders>
+              <w:top w:val="single" w:sz="6" w:space="0" w:color="C4C7C5"/>
+              <w:left w:val="single" w:sz="6" w:space="0" w:color="C4C7C5"/>
+              <w:bottom w:val="single" w:sz="6" w:space="0" w:color="C4C7C5"/>
+              <w:right w:val="single" w:sz="6" w:space="0" w:color="C4C7C5"/>
+            </w:tcBorders>
+            <w:tcMar>
+              <w:top w:w="120" w:type="dxa"/>
+              <w:left w:w="180" w:type="dxa"/>
+              <w:bottom w:w="120" w:type="dxa"/>
+              <w:right w:w="180" w:type="dxa"/>
+            </w:tcMar>
+            <w:vAlign w:val="center"/>
+            <w:hideMark/>
+          </w:tcPr>
+          <w:p>
+            <w:pPr>
+              <w:rPr>
+                <w:rFonts w:ascii="Arial" w:hAnsi="Arial" w:cs="Arial"/>
+                <w:sz w:val="21"/>
+                <w:szCs w:val="21"/>
+              </w:rPr>
+            </w:pPr>
+            <w:r>
+              <w:rPr>
+                <w:rFonts w:ascii="Arial" w:hAnsi="Arial" w:cs="Arial"/>
+                <w:sz w:val="21"/>
+                <w:szCs w:val="21"/>
+              </w:rPr>
+              <w:t>Principal</w:t>
             </w:r>
           </w:p>
         </w:tc>
@@ -1067,12 +1907,637 @@
           <w:szCs w:val="21"/>
         </w:rPr>
       </w:pPr>
-      <w:r>
-        <w:rPr>
-          <w:rFonts w:ascii="Arial" w:hAnsi="Arial" w:cs="Arial"/>
-          <w:sz w:val="21"/>
-          <w:szCs w:val="21"/>
-        </w:rPr>
+    </w:p>
+    <w:p>
+      <w:pPr>
+        <w:rPr>
+          <w:rFonts w:ascii="Arial" w:hAnsi="Arial" w:cs="Arial"/>
+          <w:sz w:val="21"/>
+          <w:szCs w:val="21"/>
+        </w:rPr>
+      </w:pPr>
+    </w:p>
+    <w:p>
+      <w:pPr>
+        <w:rPr>
+          <w:rFonts w:ascii="Arial" w:hAnsi="Arial" w:cs="Arial"/>
+          <w:sz w:val="21"/>
+          <w:szCs w:val="21"/>
+        </w:rPr>
+      </w:pPr>
+      <w:proofErr w:type="gramStart"/>
+      <w:r>
+        <w:rPr>
+          <w:rFonts w:ascii="Arial" w:hAnsi="Arial" w:cs="Arial"/>
+          <w:sz w:val="21"/>
+          <w:szCs w:val="21"/>
+        </w:rPr>
+        <w:lastRenderedPageBreak/>
+        <w:t xml:space="preserve">  </w:t>
+      </w:r>
+      <w:r>
+        <w:rPr>
+          <w:rFonts w:ascii="Arial" w:hAnsi="Arial" w:cs="Arial"/>
+          <w:b/>
+          <w:bCs/>
+          <w:sz w:val="21"/>
+          <w:szCs w:val="21"/>
+        </w:rPr>
+        <w:t>CU</w:t>
+      </w:r>
+      <w:proofErr w:type="gramEnd"/>
+      <w:r>
+        <w:rPr>
+          <w:rFonts w:ascii="Arial" w:hAnsi="Arial" w:cs="Arial"/>
+          <w:b/>
+          <w:bCs/>
+          <w:sz w:val="21"/>
+          <w:szCs w:val="21"/>
+        </w:rPr>
+        <w:t>-01 (Registrar Actividad)</w:t>
+      </w:r>
+      <w:r>
+        <w:rPr>
+          <w:rFonts w:ascii="Arial" w:hAnsi="Arial" w:cs="Arial"/>
+          <w:sz w:val="21"/>
+          <w:szCs w:val="21"/>
+        </w:rPr>
+        <w:t>: Permite al funcionario ingresar su gestión diaria con datos de contacto e ítem.</w:t>
+      </w:r>
+    </w:p>
+    <w:p>
+      <w:pPr>
+        <w:rPr>
+          <w:rFonts w:ascii="Arial" w:hAnsi="Arial" w:cs="Arial"/>
+          <w:sz w:val="21"/>
+          <w:szCs w:val="21"/>
+        </w:rPr>
+      </w:pPr>
+      <w:proofErr w:type="gramStart"/>
+      <w:r>
+        <w:rPr>
+          <w:rFonts w:ascii="Arial" w:hAnsi="Arial" w:cs="Arial"/>
+          <w:sz w:val="21"/>
+          <w:szCs w:val="21"/>
+        </w:rPr>
+        <w:t xml:space="preserve">  </w:t>
+      </w:r>
+      <w:r>
+        <w:rPr>
+          <w:rFonts w:ascii="Arial" w:hAnsi="Arial" w:cs="Arial"/>
+          <w:b/>
+          <w:bCs/>
+          <w:sz w:val="21"/>
+          <w:szCs w:val="21"/>
+        </w:rPr>
+        <w:t>CU</w:t>
+      </w:r>
+      <w:proofErr w:type="gramEnd"/>
+      <w:r>
+        <w:rPr>
+          <w:rFonts w:ascii="Arial" w:hAnsi="Arial" w:cs="Arial"/>
+          <w:b/>
+          <w:bCs/>
+          <w:sz w:val="21"/>
+          <w:szCs w:val="21"/>
+        </w:rPr>
+        <w:t>-02 (Generar Código Único)</w:t>
+      </w:r>
+      <w:r>
+        <w:rPr>
+          <w:rFonts w:ascii="Arial" w:hAnsi="Arial" w:cs="Arial"/>
+          <w:sz w:val="21"/>
+          <w:szCs w:val="21"/>
+        </w:rPr>
+        <w:t>: El sistema crea automáticamente una clave inalterable (</w:t>
+      </w:r>
+      <w:proofErr w:type="spellStart"/>
+      <w:r>
+        <w:rPr>
+          <w:rFonts w:ascii="Arial" w:hAnsi="Arial" w:cs="Arial"/>
+          <w:sz w:val="21"/>
+          <w:szCs w:val="21"/>
+        </w:rPr>
+        <w:t>ej</w:t>
+      </w:r>
+      <w:proofErr w:type="spellEnd"/>
+      <w:r>
+        <w:rPr>
+          <w:rFonts w:ascii="Arial" w:hAnsi="Arial" w:cs="Arial"/>
+          <w:sz w:val="21"/>
+          <w:szCs w:val="21"/>
+        </w:rPr>
+        <w:t>: ORC711) asociada a la evidencia.</w:t>
+      </w:r>
+    </w:p>
+    <w:p>
+      <w:pPr>
+        <w:rPr>
+          <w:rFonts w:ascii="Arial" w:hAnsi="Arial" w:cs="Arial"/>
+          <w:sz w:val="21"/>
+          <w:szCs w:val="21"/>
+        </w:rPr>
+      </w:pPr>
+      <w:proofErr w:type="gramStart"/>
+      <w:r>
+        <w:rPr>
+          <w:rFonts w:ascii="Arial" w:hAnsi="Arial" w:cs="Arial"/>
+          <w:sz w:val="21"/>
+          <w:szCs w:val="21"/>
+        </w:rPr>
+        <w:t xml:space="preserve">  </w:t>
+      </w:r>
+      <w:r>
+        <w:rPr>
+          <w:rFonts w:ascii="Arial" w:hAnsi="Arial" w:cs="Arial"/>
+          <w:b/>
+          <w:bCs/>
+          <w:sz w:val="21"/>
+          <w:szCs w:val="21"/>
+        </w:rPr>
+        <w:t>CU</w:t>
+      </w:r>
+      <w:proofErr w:type="gramEnd"/>
+      <w:r>
+        <w:rPr>
+          <w:rFonts w:ascii="Arial" w:hAnsi="Arial" w:cs="Arial"/>
+          <w:b/>
+          <w:bCs/>
+          <w:sz w:val="21"/>
+          <w:szCs w:val="21"/>
+        </w:rPr>
+        <w:t>-03 (Adjuntar Evidencia Fotográfica)</w:t>
+      </w:r>
+      <w:r>
+        <w:rPr>
+          <w:rFonts w:ascii="Arial" w:hAnsi="Arial" w:cs="Arial"/>
+          <w:sz w:val="21"/>
+          <w:szCs w:val="21"/>
+        </w:rPr>
+        <w:t>: Carga de imagen JPG/PNG como respaldo del trabajo territorial.</w:t>
+      </w:r>
+    </w:p>
+    <w:p>
+      <w:pPr>
+        <w:rPr>
+          <w:rFonts w:ascii="Arial" w:hAnsi="Arial" w:cs="Arial"/>
+          <w:sz w:val="21"/>
+          <w:szCs w:val="21"/>
+        </w:rPr>
+      </w:pPr>
+      <w:proofErr w:type="gramStart"/>
+      <w:r>
+        <w:rPr>
+          <w:rFonts w:ascii="Arial" w:hAnsi="Arial" w:cs="Arial"/>
+          <w:sz w:val="21"/>
+          <w:szCs w:val="21"/>
+        </w:rPr>
+        <w:t xml:space="preserve">  </w:t>
+      </w:r>
+      <w:r>
+        <w:rPr>
+          <w:rFonts w:ascii="Arial" w:hAnsi="Arial" w:cs="Arial"/>
+          <w:b/>
+          <w:bCs/>
+          <w:sz w:val="21"/>
+          <w:szCs w:val="21"/>
+        </w:rPr>
+        <w:t>CU</w:t>
+      </w:r>
+      <w:proofErr w:type="gramEnd"/>
+      <w:r>
+        <w:rPr>
+          <w:rFonts w:ascii="Arial" w:hAnsi="Arial" w:cs="Arial"/>
+          <w:b/>
+          <w:bCs/>
+          <w:sz w:val="21"/>
+          <w:szCs w:val="21"/>
+        </w:rPr>
+        <w:t>-04 (Validar Evidencia Fotográfica)</w:t>
+      </w:r>
+      <w:r>
+        <w:rPr>
+          <w:rFonts w:ascii="Arial" w:hAnsi="Arial" w:cs="Arial"/>
+          <w:sz w:val="21"/>
+          <w:szCs w:val="21"/>
+        </w:rPr>
+        <w:t>: Revisión y aprobación de la foto por parte del supervisor.</w:t>
+      </w:r>
+    </w:p>
+    <w:p>
+      <w:pPr>
+        <w:rPr>
+          <w:rFonts w:ascii="Arial" w:hAnsi="Arial" w:cs="Arial"/>
+          <w:sz w:val="21"/>
+          <w:szCs w:val="21"/>
+        </w:rPr>
+      </w:pPr>
+      <w:proofErr w:type="gramStart"/>
+      <w:r>
+        <w:rPr>
+          <w:rFonts w:ascii="Arial" w:hAnsi="Arial" w:cs="Arial"/>
+          <w:sz w:val="21"/>
+          <w:szCs w:val="21"/>
+        </w:rPr>
+        <w:t xml:space="preserve">  </w:t>
+      </w:r>
+      <w:r>
+        <w:rPr>
+          <w:rFonts w:ascii="Arial" w:hAnsi="Arial" w:cs="Arial"/>
+          <w:b/>
+          <w:bCs/>
+          <w:sz w:val="21"/>
+          <w:szCs w:val="21"/>
+        </w:rPr>
+        <w:t>CU</w:t>
+      </w:r>
+      <w:proofErr w:type="gramEnd"/>
+      <w:r>
+        <w:rPr>
+          <w:rFonts w:ascii="Arial" w:hAnsi="Arial" w:cs="Arial"/>
+          <w:b/>
+          <w:bCs/>
+          <w:sz w:val="21"/>
+          <w:szCs w:val="21"/>
+        </w:rPr>
+        <w:t>-05 (Rechazar Evidencia)</w:t>
+      </w:r>
+      <w:r>
+        <w:rPr>
+          <w:rFonts w:ascii="Arial" w:hAnsi="Arial" w:cs="Arial"/>
+          <w:sz w:val="21"/>
+          <w:szCs w:val="21"/>
+        </w:rPr>
+        <w:t>: Registro de motivos y observaciones cuando una foto no cumple los criterios.</w:t>
+      </w:r>
+    </w:p>
+    <w:p>
+      <w:pPr>
+        <w:rPr>
+          <w:rFonts w:ascii="Arial" w:hAnsi="Arial" w:cs="Arial"/>
+          <w:sz w:val="21"/>
+          <w:szCs w:val="21"/>
+        </w:rPr>
+      </w:pPr>
+      <w:proofErr w:type="gramStart"/>
+      <w:r>
+        <w:rPr>
+          <w:rFonts w:ascii="Arial" w:hAnsi="Arial" w:cs="Arial"/>
+          <w:sz w:val="21"/>
+          <w:szCs w:val="21"/>
+        </w:rPr>
+        <w:t xml:space="preserve">  </w:t>
+      </w:r>
+      <w:r>
+        <w:rPr>
+          <w:rFonts w:ascii="Arial" w:hAnsi="Arial" w:cs="Arial"/>
+          <w:b/>
+          <w:bCs/>
+          <w:sz w:val="21"/>
+          <w:szCs w:val="21"/>
+        </w:rPr>
+        <w:t>CU</w:t>
+      </w:r>
+      <w:proofErr w:type="gramEnd"/>
+      <w:r>
+        <w:rPr>
+          <w:rFonts w:ascii="Arial" w:hAnsi="Arial" w:cs="Arial"/>
+          <w:b/>
+          <w:bCs/>
+          <w:sz w:val="21"/>
+          <w:szCs w:val="21"/>
+        </w:rPr>
+        <w:t>-06 (Registrar Compromiso en Tubo)</w:t>
+      </w:r>
+      <w:r>
+        <w:rPr>
+          <w:rFonts w:ascii="Arial" w:hAnsi="Arial" w:cs="Arial"/>
+          <w:sz w:val="21"/>
+          <w:szCs w:val="21"/>
+        </w:rPr>
+        <w:t>: Ingreso de requerimientos vecinales futuros en la agenda colectiva.</w:t>
+      </w:r>
+    </w:p>
+    <w:p>
+      <w:pPr>
+        <w:rPr>
+          <w:rFonts w:ascii="Arial" w:hAnsi="Arial" w:cs="Arial"/>
+          <w:sz w:val="21"/>
+          <w:szCs w:val="21"/>
+        </w:rPr>
+      </w:pPr>
+      <w:proofErr w:type="gramStart"/>
+      <w:r>
+        <w:rPr>
+          <w:rFonts w:ascii="Arial" w:hAnsi="Arial" w:cs="Arial"/>
+          <w:sz w:val="21"/>
+          <w:szCs w:val="21"/>
+        </w:rPr>
+        <w:t xml:space="preserve">  </w:t>
+      </w:r>
+      <w:r>
+        <w:rPr>
+          <w:rFonts w:ascii="Arial" w:hAnsi="Arial" w:cs="Arial"/>
+          <w:b/>
+          <w:bCs/>
+          <w:sz w:val="21"/>
+          <w:szCs w:val="21"/>
+        </w:rPr>
+        <w:t>CU</w:t>
+      </w:r>
+      <w:proofErr w:type="gramEnd"/>
+      <w:r>
+        <w:rPr>
+          <w:rFonts w:ascii="Arial" w:hAnsi="Arial" w:cs="Arial"/>
+          <w:b/>
+          <w:bCs/>
+          <w:sz w:val="21"/>
+          <w:szCs w:val="21"/>
+        </w:rPr>
+        <w:t>-07 (Actualizar Estado del Tubo)</w:t>
+      </w:r>
+      <w:r>
+        <w:rPr>
+          <w:rFonts w:ascii="Arial" w:hAnsi="Arial" w:cs="Arial"/>
+          <w:sz w:val="21"/>
+          <w:szCs w:val="21"/>
+        </w:rPr>
+        <w:t>: Transición de compromisos entre los estados INGRESADO, PENDIENTE, EN PROCESO y REALIZADO.</w:t>
+      </w:r>
+    </w:p>
+    <w:p>
+      <w:pPr>
+        <w:rPr>
+          <w:rFonts w:ascii="Arial" w:hAnsi="Arial" w:cs="Arial"/>
+          <w:sz w:val="21"/>
+          <w:szCs w:val="21"/>
+        </w:rPr>
+      </w:pPr>
+      <w:proofErr w:type="gramStart"/>
+      <w:r>
+        <w:rPr>
+          <w:rFonts w:ascii="Arial" w:hAnsi="Arial" w:cs="Arial"/>
+          <w:sz w:val="21"/>
+          <w:szCs w:val="21"/>
+        </w:rPr>
+        <w:t xml:space="preserve">  </w:t>
+      </w:r>
+      <w:r>
+        <w:rPr>
+          <w:rFonts w:ascii="Arial" w:hAnsi="Arial" w:cs="Arial"/>
+          <w:b/>
+          <w:bCs/>
+          <w:sz w:val="21"/>
+          <w:szCs w:val="21"/>
+        </w:rPr>
+        <w:t>CU</w:t>
+      </w:r>
+      <w:proofErr w:type="gramEnd"/>
+      <w:r>
+        <w:rPr>
+          <w:rFonts w:ascii="Arial" w:hAnsi="Arial" w:cs="Arial"/>
+          <w:b/>
+          <w:bCs/>
+          <w:sz w:val="21"/>
+          <w:szCs w:val="21"/>
+        </w:rPr>
+        <w:t>-08 (Consultar Semáforo Diario)</w:t>
+      </w:r>
+      <w:r>
+        <w:rPr>
+          <w:rFonts w:ascii="Arial" w:hAnsi="Arial" w:cs="Arial"/>
+          <w:sz w:val="21"/>
+          <w:szCs w:val="21"/>
+        </w:rPr>
+        <w:t>: Visualización del indicador gráfico de avance en tiempo real (Verde, Ámbar, Rojo).</w:t>
+      </w:r>
+    </w:p>
+    <w:p>
+      <w:pPr>
+        <w:rPr>
+          <w:rFonts w:ascii="Arial" w:hAnsi="Arial" w:cs="Arial"/>
+          <w:sz w:val="21"/>
+          <w:szCs w:val="21"/>
+        </w:rPr>
+      </w:pPr>
+      <w:proofErr w:type="gramStart"/>
+      <w:r>
+        <w:rPr>
+          <w:rFonts w:ascii="Arial" w:hAnsi="Arial" w:cs="Arial"/>
+          <w:sz w:val="21"/>
+          <w:szCs w:val="21"/>
+        </w:rPr>
+        <w:t xml:space="preserve">  </w:t>
+      </w:r>
+      <w:r>
+        <w:rPr>
+          <w:rFonts w:ascii="Arial" w:hAnsi="Arial" w:cs="Arial"/>
+          <w:b/>
+          <w:bCs/>
+          <w:sz w:val="21"/>
+          <w:szCs w:val="21"/>
+        </w:rPr>
+        <w:t>CU</w:t>
+      </w:r>
+      <w:proofErr w:type="gramEnd"/>
+      <w:r>
+        <w:rPr>
+          <w:rFonts w:ascii="Arial" w:hAnsi="Arial" w:cs="Arial"/>
+          <w:b/>
+          <w:bCs/>
+          <w:sz w:val="21"/>
+          <w:szCs w:val="21"/>
+        </w:rPr>
+        <w:t>-09 (Configurar Metas y Ponderadores)</w:t>
+      </w:r>
+      <w:r>
+        <w:rPr>
+          <w:rFonts w:ascii="Arial" w:hAnsi="Arial" w:cs="Arial"/>
+          <w:sz w:val="21"/>
+          <w:szCs w:val="21"/>
+        </w:rPr>
+        <w:t>: Parametrización de los porcentajes de evaluación por cargo (suma 100%).</w:t>
+      </w:r>
+    </w:p>
+    <w:p>
+      <w:pPr>
+        <w:rPr>
+          <w:rFonts w:ascii="Arial" w:hAnsi="Arial" w:cs="Arial"/>
+          <w:sz w:val="21"/>
+          <w:szCs w:val="21"/>
+        </w:rPr>
+      </w:pPr>
+      <w:proofErr w:type="gramStart"/>
+      <w:r>
+        <w:rPr>
+          <w:rFonts w:ascii="Arial" w:hAnsi="Arial" w:cs="Arial"/>
+          <w:sz w:val="21"/>
+          <w:szCs w:val="21"/>
+        </w:rPr>
+        <w:t xml:space="preserve">  </w:t>
+      </w:r>
+      <w:r>
+        <w:rPr>
+          <w:rFonts w:ascii="Arial" w:hAnsi="Arial" w:cs="Arial"/>
+          <w:b/>
+          <w:bCs/>
+          <w:sz w:val="21"/>
+          <w:szCs w:val="21"/>
+        </w:rPr>
+        <w:t>CU</w:t>
+      </w:r>
+      <w:proofErr w:type="gramEnd"/>
+      <w:r>
+        <w:rPr>
+          <w:rFonts w:ascii="Arial" w:hAnsi="Arial" w:cs="Arial"/>
+          <w:b/>
+          <w:bCs/>
+          <w:sz w:val="21"/>
+          <w:szCs w:val="21"/>
+        </w:rPr>
+        <w:t>-10 (Administrar Usuarios y Delegaciones)</w:t>
+      </w:r>
+      <w:r>
+        <w:rPr>
+          <w:rFonts w:ascii="Arial" w:hAnsi="Arial" w:cs="Arial"/>
+          <w:sz w:val="21"/>
+          <w:szCs w:val="21"/>
+        </w:rPr>
+        <w:t>: Gestión de cuentas de acceso, asignación de roles y ámbitos territoriales.</w:t>
+      </w:r>
+    </w:p>
+    <w:p>
+      <w:pPr>
+        <w:rPr>
+          <w:rFonts w:ascii="Arial" w:hAnsi="Arial" w:cs="Arial"/>
+          <w:sz w:val="21"/>
+          <w:szCs w:val="21"/>
+        </w:rPr>
+      </w:pPr>
+    </w:p>
+    <w:p>
+      <w:pPr>
+        <w:rPr>
+          <w:rFonts w:ascii="Arial" w:hAnsi="Arial" w:cs="Arial"/>
+          <w:sz w:val="21"/>
+          <w:szCs w:val="21"/>
+        </w:rPr>
+      </w:pPr>
+    </w:p>
+    <w:p>
+      <w:pPr>
+        <w:rPr>
+          <w:rFonts w:ascii="Arial" w:hAnsi="Arial" w:cs="Arial"/>
+          <w:sz w:val="21"/>
+          <w:szCs w:val="21"/>
+        </w:rPr>
+      </w:pPr>
+    </w:p>
+    <w:p>
+      <w:pPr>
+        <w:rPr>
+          <w:rFonts w:ascii="Arial" w:hAnsi="Arial" w:cs="Arial"/>
+          <w:sz w:val="21"/>
+          <w:szCs w:val="21"/>
+        </w:rPr>
+      </w:pPr>
+    </w:p>
+    <w:p>
+      <w:pPr>
+        <w:rPr>
+          <w:rFonts w:ascii="Arial" w:hAnsi="Arial" w:cs="Arial"/>
+          <w:sz w:val="21"/>
+          <w:szCs w:val="21"/>
+        </w:rPr>
+      </w:pPr>
+    </w:p>
+    <w:p>
+      <w:pPr>
+        <w:rPr>
+          <w:rFonts w:ascii="Arial" w:hAnsi="Arial" w:cs="Arial"/>
+          <w:sz w:val="21"/>
+          <w:szCs w:val="21"/>
+        </w:rPr>
+      </w:pPr>
+    </w:p>
+    <w:p>
+      <w:pPr>
+        <w:rPr>
+          <w:rFonts w:ascii="Arial" w:hAnsi="Arial" w:cs="Arial"/>
+          <w:sz w:val="21"/>
+          <w:szCs w:val="21"/>
+        </w:rPr>
+      </w:pPr>
+    </w:p>
+    <w:p>
+      <w:pPr>
+        <w:rPr>
+          <w:rFonts w:ascii="Arial" w:hAnsi="Arial" w:cs="Arial"/>
+          <w:sz w:val="21"/>
+          <w:szCs w:val="21"/>
+        </w:rPr>
+      </w:pPr>
+    </w:p>
+    <w:p>
+      <w:pPr>
+        <w:rPr>
+          <w:rFonts w:ascii="Arial" w:hAnsi="Arial" w:cs="Arial"/>
+          <w:sz w:val="21"/>
+          <w:szCs w:val="21"/>
+        </w:rPr>
+      </w:pPr>
+    </w:p>
+    <w:p>
+      <w:pPr>
+        <w:rPr>
+          <w:rFonts w:ascii="Arial" w:hAnsi="Arial" w:cs="Arial"/>
+          <w:sz w:val="21"/>
+          <w:szCs w:val="21"/>
+        </w:rPr>
+      </w:pPr>
+    </w:p>
+    <w:p>
+      <w:pPr>
+        <w:rPr>
+          <w:rFonts w:ascii="Arial" w:hAnsi="Arial" w:cs="Arial"/>
+          <w:sz w:val="21"/>
+          <w:szCs w:val="21"/>
+        </w:rPr>
+      </w:pPr>
+    </w:p>
+    <w:p>
+      <w:pPr>
+        <w:rPr>
+          <w:rFonts w:ascii="Arial" w:hAnsi="Arial" w:cs="Arial"/>
+          <w:sz w:val="21"/>
+          <w:szCs w:val="21"/>
+        </w:rPr>
+      </w:pPr>
+    </w:p>
+    <w:p>
+      <w:pPr>
+        <w:rPr>
+          <w:rFonts w:ascii="Arial" w:hAnsi="Arial" w:cs="Arial"/>
+          <w:sz w:val="21"/>
+          <w:szCs w:val="21"/>
+        </w:rPr>
+      </w:pPr>
+    </w:p>
+    <w:p>
+      <w:pPr>
+        <w:rPr>
+          <w:rFonts w:ascii="Arial" w:hAnsi="Arial" w:cs="Arial"/>
+          <w:sz w:val="21"/>
+          <w:szCs w:val="21"/>
+        </w:rPr>
+      </w:pPr>
+      <w:r>
+        <w:rPr>
+          <w:rFonts w:ascii="Arial" w:hAnsi="Arial" w:cs="Arial"/>
+          <w:sz w:val="21"/>
+          <w:szCs w:val="21"/>
+        </w:rPr>
+        <w:lastRenderedPageBreak/>
         <w:t>MER</w:t>
       </w:r>
     </w:p>
@@ -1087,6 +2552,7 @@
       <w:r>
         <w:rPr>
           <w:rFonts w:ascii="Arial" w:hAnsi="Arial" w:cs="Arial"/>
+          <w:noProof/>
           <w:sz w:val="21"/>
           <w:szCs w:val="21"/>
         </w:rPr>
@@ -1135,6 +2601,60 @@
           <w:szCs w:val="21"/>
         </w:rPr>
       </w:pPr>
+    </w:p>
+    <w:p>
+      <w:pPr>
+        <w:rPr>
+          <w:rFonts w:ascii="Arial" w:hAnsi="Arial" w:cs="Arial"/>
+          <w:sz w:val="21"/>
+          <w:szCs w:val="21"/>
+        </w:rPr>
+      </w:pPr>
+    </w:p>
+    <w:p>
+      <w:pPr>
+        <w:rPr>
+          <w:rFonts w:ascii="Arial" w:hAnsi="Arial" w:cs="Arial"/>
+          <w:sz w:val="21"/>
+          <w:szCs w:val="21"/>
+        </w:rPr>
+      </w:pPr>
+    </w:p>
+    <w:p>
+      <w:pPr>
+        <w:rPr>
+          <w:rFonts w:ascii="Arial" w:hAnsi="Arial" w:cs="Arial"/>
+          <w:sz w:val="21"/>
+          <w:szCs w:val="21"/>
+        </w:rPr>
+      </w:pPr>
+    </w:p>
+    <w:p>
+      <w:pPr>
+        <w:rPr>
+          <w:rFonts w:ascii="Arial" w:hAnsi="Arial" w:cs="Arial"/>
+          <w:sz w:val="21"/>
+          <w:szCs w:val="21"/>
+        </w:rPr>
+      </w:pPr>
+    </w:p>
+    <w:p>
+      <w:pPr>
+        <w:rPr>
+          <w:rFonts w:ascii="Arial" w:hAnsi="Arial" w:cs="Arial"/>
+          <w:sz w:val="21"/>
+          <w:szCs w:val="21"/>
+        </w:rPr>
+      </w:pPr>
+    </w:p>
+    <w:p>
+      <w:pPr>
+        <w:rPr>
+          <w:rFonts w:ascii="Arial" w:hAnsi="Arial" w:cs="Arial"/>
+          <w:sz w:val="21"/>
+          <w:szCs w:val="21"/>
+        </w:rPr>
+      </w:pPr>
       <w:r>
         <w:rPr>
           <w:rFonts w:ascii="Arial" w:hAnsi="Arial" w:cs="Arial"/>
@@ -1156,6 +2676,7 @@
       <w:r>
         <w:rPr>
           <w:rFonts w:ascii="Arial" w:hAnsi="Arial" w:cs="Arial"/>
+          <w:noProof/>
           <w:sz w:val="21"/>
           <w:szCs w:val="21"/>
         </w:rPr>
